--- a/public/Solicitação de vistoria.docx
+++ b/public/Solicitação de vistoria.docx
@@ -1,413 +1,515 @@
 
 <file path=word/document.xml><?xml version="1.0" encoding="utf-8"?>
-<w:document xmlns:mc="http://schemas.openxmlformats.org/markup-compatibility/2006" xmlns:o="urn:schemas-microsoft-com:office:office" xmlns:r="http://schemas.openxmlformats.org/officeDocument/2006/relationships" xmlns:m="http://schemas.openxmlformats.org/officeDocument/2006/math" xmlns:v="urn:schemas-microsoft-com:vml" xmlns:wp="http://schemas.openxmlformats.org/drawingml/2006/wordprocessingDrawing" xmlns:w10="urn:schemas-microsoft-com:office:word" xmlns:w="http://schemas.openxmlformats.org/wordprocessingml/2006/main" xmlns:wne="http://schemas.microsoft.com/office/word/2006/wordml" xmlns:sl="http://schemas.openxmlformats.org/schemaLibrary/2006/main" xmlns:a="http://schemas.openxmlformats.org/drawingml/2006/main" xmlns:pic="http://schemas.openxmlformats.org/drawingml/2006/picture" xmlns:c="http://schemas.openxmlformats.org/drawingml/2006/chart" xmlns:lc="http://schemas.openxmlformats.org/drawingml/2006/lockedCanvas" xmlns:dgm="http://schemas.openxmlformats.org/drawingml/2006/diagram" xmlns:wps="http://schemas.microsoft.com/office/word/2010/wordprocessingShape" xmlns:wpg="http://schemas.microsoft.com/office/word/2010/wordprocessingGroup" xmlns:w14="http://schemas.microsoft.com/office/word/2010/wordml" xmlns:w15="http://schemas.microsoft.com/office/word/2012/wordml" xmlns:w16="http://schemas.microsoft.com/office/word/2018/wordml" xmlns:w16cex="http://schemas.microsoft.com/office/word/2018/wordml/cex" xmlns:w16cid="http://schemas.microsoft.com/office/word/2016/wordml/cid" xmlns="http://schemas.microsoft.com/office/tasks/2019/documenttasks" xmlns:cr="http://schemas.microsoft.com/office/comments/2020/reactions">
+<w:document xmlns:wpc="http://schemas.microsoft.com/office/word/2010/wordprocessingCanvas" xmlns:cx="http://schemas.microsoft.com/office/drawing/2014/chartex" xmlns:cx1="http://schemas.microsoft.com/office/drawing/2015/9/8/chartex" xmlns:cx2="http://schemas.microsoft.com/office/drawing/2015/10/21/chartex" xmlns:cx3="http://schemas.microsoft.com/office/drawing/2016/5/9/chartex" xmlns:cx4="http://schemas.microsoft.com/office/drawing/2016/5/10/chartex" xmlns:cx5="http://schemas.microsoft.com/office/drawing/2016/5/11/chartex" xmlns:cx6="http://schemas.microsoft.com/office/drawing/2016/5/12/chartex" xmlns:cx7="http://schemas.microsoft.com/office/drawing/2016/5/13/chartex" xmlns:cx8="http://schemas.microsoft.com/office/drawing/2016/5/14/chartex" xmlns:mc="http://schemas.openxmlformats.org/markup-compatibility/2006" xmlns:aink="http://schemas.microsoft.com/office/drawing/2016/ink" xmlns:am3d="http://schemas.microsoft.com/office/drawing/2017/model3d" xmlns:o="urn:schemas-microsoft-com:office:office" xmlns:oel="http://schemas.microsoft.com/office/2019/extlst" xmlns:r="http://schemas.openxmlformats.org/officeDocument/2006/relationships" xmlns:m="http://schemas.openxmlformats.org/officeDocument/2006/math" xmlns:v="urn:schemas-microsoft-com:vml" xmlns:wp14="http://schemas.microsoft.com/office/word/2010/wordprocessingDrawing" xmlns:wp="http://schemas.openxmlformats.org/drawingml/2006/wordprocessingDrawing" xmlns:w10="urn:schemas-microsoft-com:office:word" xmlns:w="http://schemas.openxmlformats.org/wordprocessingml/2006/main" xmlns:w14="http://schemas.microsoft.com/office/word/2010/wordml" xmlns:w15="http://schemas.microsoft.com/office/word/2012/wordml" xmlns:w16cex="http://schemas.microsoft.com/office/word/2018/wordml/cex" xmlns:w16cid="http://schemas.microsoft.com/office/word/2016/wordml/cid" xmlns:w16="http://schemas.microsoft.com/office/word/2018/wordml" xmlns:w16du="http://schemas.microsoft.com/office/word/2023/wordml/word16du" xmlns:w16sdtdh="http://schemas.microsoft.com/office/word/2020/wordml/sdtdatahash" xmlns:w16sdtfl="http://schemas.microsoft.com/office/word/2024/wordml/sdtformatlock" xmlns:w16se="http://schemas.microsoft.com/office/word/2015/wordml/symex" xmlns:wpg="http://schemas.microsoft.com/office/word/2010/wordprocessingGroup" xmlns:wpi="http://schemas.microsoft.com/office/word/2010/wordprocessingInk" xmlns:wne="http://schemas.microsoft.com/office/word/2006/wordml" xmlns:wps="http://schemas.microsoft.com/office/word/2010/wordprocessingShape" mc:Ignorable="w14 w15 w16se w16cid w16 w16cex w16sdtdh w16sdtfl w16du wp14">
   <w:body>
+    <w:p/>
+    <w:p/>
+    <w:p/>
     <w:p>
       <w:pPr>
-        <w:rPr/>
-      </w:pPr>
-      <w:r>
-        <w:rPr>
-          <w:rtl w:val="0"/>
-        </w:rPr>
-      </w:r>
+        <w:ind w:left="283"/>
+        <w:rPr>
+          <w:rFonts w:ascii="Avenir" w:eastAsia="Avenir" w:hAnsi="Avenir" w:cs="Avenir"/>
+          <w:color w:val="CC0000"/>
+          <w:sz w:val="34"/>
+          <w:szCs w:val="34"/>
+        </w:rPr>
+      </w:pPr>
     </w:p>
     <w:p>
       <w:pPr>
-        <w:rPr/>
-      </w:pPr>
-      <w:r>
-        <w:rPr>
-          <w:rtl w:val="0"/>
-        </w:rPr>
+        <w:ind w:left="283"/>
+        <w:rPr>
+          <w:rFonts w:ascii="Avenir" w:eastAsia="Avenir" w:hAnsi="Avenir" w:cs="Avenir"/>
+          <w:color w:val="CC0000"/>
+          <w:sz w:val="34"/>
+          <w:szCs w:val="34"/>
+        </w:rPr>
+      </w:pPr>
+      <w:r>
+        <w:rPr>
+          <w:rFonts w:ascii="Avenir" w:eastAsia="Avenir" w:hAnsi="Avenir" w:cs="Avenir"/>
+          <w:color w:val="CC0000"/>
+          <w:sz w:val="34"/>
+          <w:szCs w:val="34"/>
+        </w:rPr>
+        <w:t>SOLICITAÇÃO DE VISTORIA</w:t>
       </w:r>
     </w:p>
     <w:p>
       <w:pPr>
-        <w:rPr/>
-      </w:pPr>
-      <w:r>
-        <w:rPr>
-          <w:rtl w:val="0"/>
-        </w:rPr>
+        <w:spacing w:before="240" w:after="240"/>
+        <w:rPr>
+          <w:rFonts w:ascii="Raleway" w:eastAsia="Raleway" w:hAnsi="Raleway" w:cs="Raleway"/>
+          <w:sz w:val="24"/>
+          <w:szCs w:val="24"/>
+        </w:rPr>
+      </w:pPr>
+      <w:r>
+        <w:rPr>
+          <w:rFonts w:ascii="Raleway" w:eastAsia="Raleway" w:hAnsi="Raleway" w:cs="Raleway"/>
+          <w:b/>
+          <w:bCs/>
+          <w:sz w:val="24"/>
+          <w:szCs w:val="24"/>
+        </w:rPr>
+        <w:t>Vendedor(a) Responsável:</w:t>
+      </w:r>
+      <w:r>
+        <w:rPr>
+          <w:rFonts w:ascii="Raleway" w:eastAsia="Raleway" w:hAnsi="Raleway" w:cs="Raleway"/>
+          <w:b/>
+          <w:bCs/>
+          <w:sz w:val="24"/>
+          <w:szCs w:val="24"/>
+        </w:rPr>
+        <w:br/>
+      </w:r>
+      <w:r>
+        <w:rPr>
+          <w:rFonts w:ascii="Raleway" w:eastAsia="Raleway" w:hAnsi="Raleway" w:cs="Raleway"/>
+          <w:sz w:val="24"/>
+          <w:szCs w:val="24"/>
+        </w:rPr>
+        <w:t xml:space="preserve"> </w:t>
+      </w:r>
+      <w:r>
+        <w:rPr>
+          <w:rFonts w:ascii="Raleway" w:eastAsia="Raleway" w:hAnsi="Raleway" w:cs="Raleway"/>
+          <w:b/>
+          <w:bCs/>
+          <w:sz w:val="24"/>
+          <w:szCs w:val="24"/>
+        </w:rPr>
+        <w:t>{{</w:t>
+      </w:r>
+      <w:proofErr w:type="spellStart"/>
+      <w:r>
+        <w:rPr>
+          <w:rFonts w:ascii="Raleway" w:eastAsia="Raleway" w:hAnsi="Raleway" w:cs="Raleway"/>
+          <w:b/>
+          <w:bCs/>
+          <w:sz w:val="24"/>
+          <w:szCs w:val="24"/>
+        </w:rPr>
+        <w:t>nomevendedor</w:t>
+      </w:r>
+      <w:proofErr w:type="spellEnd"/>
+      <w:r>
+        <w:rPr>
+          <w:rFonts w:ascii="Raleway" w:eastAsia="Raleway" w:hAnsi="Raleway" w:cs="Raleway"/>
+          <w:b/>
+          <w:bCs/>
+          <w:sz w:val="24"/>
+          <w:szCs w:val="24"/>
+        </w:rPr>
+        <w:t>}}</w:t>
       </w:r>
     </w:p>
     <w:p>
       <w:pPr>
-        <w:ind w:left="283.46456692913375" w:firstLine="0"/>
-        <w:rPr>
-          <w:rFonts w:ascii="Avenir" w:cs="Avenir" w:eastAsia="Avenir" w:hAnsi="Avenir"/>
-          <w:color w:val="cc0000"/>
-          <w:sz w:val="34"/>
-          <w:szCs w:val="34"/>
-        </w:rPr>
-      </w:pPr>
-      <w:r>
-        <w:rPr>
-          <w:rtl w:val="0"/>
-        </w:rPr>
+        <w:spacing w:before="240" w:after="240"/>
+        <w:rPr>
+          <w:rFonts w:ascii="Raleway" w:eastAsia="Raleway" w:hAnsi="Raleway" w:cs="Raleway"/>
+          <w:sz w:val="24"/>
+          <w:szCs w:val="24"/>
+        </w:rPr>
+      </w:pPr>
+      <w:r>
+        <w:rPr>
+          <w:rFonts w:ascii="Raleway" w:eastAsia="Raleway" w:hAnsi="Raleway" w:cs="Raleway"/>
+          <w:b/>
+          <w:bCs/>
+          <w:sz w:val="24"/>
+          <w:szCs w:val="24"/>
+        </w:rPr>
+        <w:t xml:space="preserve"> Empresa:</w:t>
+      </w:r>
+      <w:r>
+        <w:rPr>
+          <w:rFonts w:ascii="Raleway" w:eastAsia="Raleway" w:hAnsi="Raleway" w:cs="Raleway"/>
+          <w:b/>
+          <w:bCs/>
+          <w:sz w:val="24"/>
+          <w:szCs w:val="24"/>
+        </w:rPr>
+        <w:br/>
+      </w:r>
+      <w:r>
+        <w:rPr>
+          <w:rFonts w:ascii="Raleway" w:eastAsia="Raleway" w:hAnsi="Raleway" w:cs="Raleway"/>
+          <w:b/>
+          <w:bCs/>
+          <w:sz w:val="24"/>
+          <w:szCs w:val="24"/>
+        </w:rPr>
+        <w:t>{{</w:t>
+      </w:r>
+      <w:r>
+        <w:rPr>
+          <w:rFonts w:ascii="Raleway" w:eastAsia="Raleway" w:hAnsi="Raleway" w:cs="Raleway"/>
+          <w:b/>
+          <w:bCs/>
+          <w:sz w:val="24"/>
+          <w:szCs w:val="24"/>
+        </w:rPr>
+        <w:t>empresa</w:t>
+      </w:r>
+      <w:r>
+        <w:rPr>
+          <w:rFonts w:ascii="Raleway" w:eastAsia="Raleway" w:hAnsi="Raleway" w:cs="Raleway"/>
+          <w:b/>
+          <w:bCs/>
+          <w:sz w:val="24"/>
+          <w:szCs w:val="24"/>
+        </w:rPr>
+        <w:t>}}</w:t>
       </w:r>
     </w:p>
     <w:p>
       <w:pPr>
-        <w:ind w:left="283.46456692913375" w:firstLine="0"/>
-        <w:rPr>
-          <w:rFonts w:ascii="Avenir" w:cs="Avenir" w:eastAsia="Avenir" w:hAnsi="Avenir"/>
-          <w:color w:val="cc0000"/>
-          <w:sz w:val="34"/>
-          <w:szCs w:val="34"/>
-        </w:rPr>
-      </w:pPr>
-      <w:r>
-        <w:rPr>
-          <w:rFonts w:ascii="Avenir" w:cs="Avenir" w:eastAsia="Avenir" w:hAnsi="Avenir"/>
-          <w:color w:val="cc0000"/>
-          <w:sz w:val="34"/>
-          <w:szCs w:val="34"/>
-          <w:rtl w:val="0"/>
-        </w:rPr>
-        <w:t xml:space="preserve">SOLICITAÇÃO DE VISTORIA</w:t>
+        <w:spacing w:before="240" w:after="240"/>
+        <w:rPr>
+          <w:rFonts w:ascii="Raleway" w:eastAsia="Raleway" w:hAnsi="Raleway" w:cs="Raleway"/>
+          <w:sz w:val="24"/>
+          <w:szCs w:val="24"/>
+        </w:rPr>
+      </w:pPr>
+      <w:r>
+        <w:rPr>
+          <w:rFonts w:ascii="Raleway" w:eastAsia="Raleway" w:hAnsi="Raleway" w:cs="Raleway"/>
+          <w:b/>
+          <w:bCs/>
+          <w:sz w:val="24"/>
+          <w:szCs w:val="24"/>
+        </w:rPr>
+        <w:t xml:space="preserve"> E-mail:</w:t>
+      </w:r>
+      <w:r>
+        <w:rPr>
+          <w:rFonts w:ascii="Raleway" w:eastAsia="Raleway" w:hAnsi="Raleway" w:cs="Raleway"/>
+          <w:b/>
+          <w:bCs/>
+          <w:sz w:val="24"/>
+          <w:szCs w:val="24"/>
+        </w:rPr>
+        <w:br/>
+      </w:r>
+      <w:r>
+        <w:rPr>
+          <w:rFonts w:ascii="Raleway" w:eastAsia="Raleway" w:hAnsi="Raleway" w:cs="Raleway"/>
+          <w:b/>
+          <w:bCs/>
+          <w:sz w:val="24"/>
+          <w:szCs w:val="24"/>
+        </w:rPr>
+        <w:t>{{</w:t>
+      </w:r>
+      <w:proofErr w:type="spellStart"/>
+      <w:r>
+        <w:rPr>
+          <w:rFonts w:ascii="Raleway" w:eastAsia="Raleway" w:hAnsi="Raleway" w:cs="Raleway"/>
+          <w:b/>
+          <w:bCs/>
+          <w:sz w:val="24"/>
+          <w:szCs w:val="24"/>
+        </w:rPr>
+        <w:t>emailcliente</w:t>
+      </w:r>
+      <w:proofErr w:type="spellEnd"/>
+      <w:r>
+        <w:rPr>
+          <w:rFonts w:ascii="Raleway" w:eastAsia="Raleway" w:hAnsi="Raleway" w:cs="Raleway"/>
+          <w:b/>
+          <w:bCs/>
+          <w:sz w:val="24"/>
+          <w:szCs w:val="24"/>
+        </w:rPr>
+        <w:t>}}</w:t>
       </w:r>
     </w:p>
     <w:p>
       <w:pPr>
-        <w:spacing w:after="240" w:before="240" w:lineRule="auto"/>
-        <w:rPr>
-          <w:rFonts w:ascii="Raleway" w:cs="Raleway" w:eastAsia="Raleway" w:hAnsi="Raleway"/>
-          <w:sz w:val="24"/>
-          <w:szCs w:val="24"/>
-        </w:rPr>
-      </w:pPr>
-      <w:r>
-        <w:rPr>
-          <w:rFonts w:ascii="Raleway" w:cs="Raleway" w:eastAsia="Raleway" w:hAnsi="Raleway"/>
-          <w:b w:val="1"/>
-          <w:bCs w:val="1"/>
-          <w:sz w:val="24"/>
-          <w:szCs w:val="24"/>
-          <w:rtl w:val="0"/>
-        </w:rPr>
-        <w:t xml:space="preserve">Vendedor(a) Responsável:</w:t>
-        <w:br w:type="textWrapping"/>
-      </w:r>
-      <w:r>
-        <w:rPr>
-          <w:rFonts w:ascii="Raleway" w:cs="Raleway" w:eastAsia="Raleway" w:hAnsi="Raleway"/>
-          <w:sz w:val="24"/>
-          <w:szCs w:val="24"/>
-          <w:rtl w:val="0"/>
-        </w:rPr>
-        <w:t xml:space="preserve"> Paulo Sergio Junior</w:t>
+        <w:spacing w:before="240" w:after="240"/>
+        <w:rPr>
+          <w:rFonts w:ascii="Raleway" w:eastAsia="Raleway" w:hAnsi="Raleway" w:cs="Raleway"/>
+          <w:sz w:val="24"/>
+          <w:szCs w:val="24"/>
+        </w:rPr>
+      </w:pPr>
+      <w:r>
+        <w:rPr>
+          <w:rFonts w:ascii="Raleway" w:eastAsia="Raleway" w:hAnsi="Raleway" w:cs="Raleway"/>
+          <w:b/>
+          <w:bCs/>
+          <w:sz w:val="24"/>
+          <w:szCs w:val="24"/>
+        </w:rPr>
+        <w:t xml:space="preserve"> Endereço:</w:t>
+      </w:r>
+      <w:r>
+        <w:rPr>
+          <w:rFonts w:ascii="Raleway" w:eastAsia="Raleway" w:hAnsi="Raleway" w:cs="Raleway"/>
+          <w:b/>
+          <w:bCs/>
+          <w:sz w:val="24"/>
+          <w:szCs w:val="24"/>
+        </w:rPr>
+        <w:br/>
+      </w:r>
+      <w:r>
+        <w:rPr>
+          <w:rFonts w:ascii="Raleway" w:eastAsia="Raleway" w:hAnsi="Raleway" w:cs="Raleway"/>
+          <w:b/>
+          <w:bCs/>
+          <w:sz w:val="24"/>
+          <w:szCs w:val="24"/>
+        </w:rPr>
+        <w:t>{{</w:t>
+      </w:r>
+      <w:proofErr w:type="spellStart"/>
+      <w:r>
+        <w:rPr>
+          <w:rFonts w:ascii="Raleway" w:eastAsia="Raleway" w:hAnsi="Raleway" w:cs="Raleway"/>
+          <w:b/>
+          <w:bCs/>
+          <w:sz w:val="24"/>
+          <w:szCs w:val="24"/>
+        </w:rPr>
+        <w:t>endereco</w:t>
+      </w:r>
+      <w:proofErr w:type="spellEnd"/>
+      <w:r>
+        <w:rPr>
+          <w:rFonts w:ascii="Raleway" w:eastAsia="Raleway" w:hAnsi="Raleway" w:cs="Raleway"/>
+          <w:b/>
+          <w:bCs/>
+          <w:sz w:val="24"/>
+          <w:szCs w:val="24"/>
+        </w:rPr>
+        <w:t>}}</w:t>
       </w:r>
     </w:p>
     <w:p>
       <w:pPr>
-        <w:spacing w:after="240" w:before="240" w:lineRule="auto"/>
-        <w:rPr>
-          <w:rFonts w:ascii="Raleway" w:cs="Raleway" w:eastAsia="Raleway" w:hAnsi="Raleway"/>
-          <w:sz w:val="24"/>
-          <w:szCs w:val="24"/>
-        </w:rPr>
-      </w:pPr>
-      <w:r>
-        <w:rPr>
-          <w:rFonts w:ascii="Raleway" w:cs="Raleway" w:eastAsia="Raleway" w:hAnsi="Raleway"/>
-          <w:b w:val="1"/>
-          <w:bCs w:val="1"/>
-          <w:sz w:val="24"/>
-          <w:szCs w:val="24"/>
-          <w:rtl w:val="0"/>
-        </w:rPr>
-        <w:t xml:space="preserve"> Empresa:</w:t>
-        <w:br w:type="textWrapping"/>
-      </w:r>
-      <w:r>
-        <w:rPr>
-          <w:rFonts w:ascii="Raleway" w:cs="Raleway" w:eastAsia="Raleway" w:hAnsi="Raleway"/>
-          <w:sz w:val="24"/>
-          <w:szCs w:val="24"/>
-          <w:rtl w:val="0"/>
-        </w:rPr>
-        <w:t xml:space="preserve">VISEU 03 BAR E RESTAURANTE LTDA</w:t>
-      </w:r>
-      <w:r>
-        <w:rPr>
-          <w:rtl w:val="0"/>
-        </w:rPr>
-      </w:r>
-    </w:p>
-    <w:p>
-      <w:pPr>
-        <w:spacing w:after="240" w:before="240" w:lineRule="auto"/>
-        <w:rPr>
-          <w:rFonts w:ascii="Raleway" w:cs="Raleway" w:eastAsia="Raleway" w:hAnsi="Raleway"/>
-          <w:sz w:val="24"/>
-          <w:szCs w:val="24"/>
-        </w:rPr>
-      </w:pPr>
-      <w:r>
-        <w:rPr>
-          <w:rFonts w:ascii="Raleway" w:cs="Raleway" w:eastAsia="Raleway" w:hAnsi="Raleway"/>
-          <w:b w:val="1"/>
-          <w:bCs w:val="1"/>
-          <w:sz w:val="24"/>
-          <w:szCs w:val="24"/>
-          <w:rtl w:val="0"/>
-        </w:rPr>
-        <w:t xml:space="preserve"> E-mail:</w:t>
-        <w:br w:type="textWrapping"/>
-      </w:r>
-      <w:r>
-        <w:rPr>
-          <w:rFonts w:ascii="Raleway" w:cs="Raleway" w:eastAsia="Raleway" w:hAnsi="Raleway"/>
-          <w:sz w:val="24"/>
-          <w:szCs w:val="24"/>
-          <w:rtl w:val="0"/>
-        </w:rPr>
-        <w:t xml:space="preserve">controladoria@limaoebrasa.com.br</w:t>
-      </w:r>
-      <w:r>
-        <w:rPr>
-          <w:rtl w:val="0"/>
-        </w:rPr>
-      </w:r>
-    </w:p>
-    <w:p>
-      <w:pPr>
-        <w:spacing w:after="240" w:before="240" w:lineRule="auto"/>
-        <w:rPr>
-          <w:rFonts w:ascii="Raleway" w:cs="Raleway" w:eastAsia="Raleway" w:hAnsi="Raleway"/>
-          <w:sz w:val="24"/>
-          <w:szCs w:val="24"/>
-        </w:rPr>
-      </w:pPr>
-      <w:r>
-        <w:rPr>
-          <w:rFonts w:ascii="Raleway" w:cs="Raleway" w:eastAsia="Raleway" w:hAnsi="Raleway"/>
-          <w:b w:val="1"/>
-          <w:bCs w:val="1"/>
-          <w:sz w:val="24"/>
-          <w:szCs w:val="24"/>
-          <w:rtl w:val="0"/>
-        </w:rPr>
-        <w:t xml:space="preserve"> Endereço:</w:t>
-        <w:br w:type="textWrapping"/>
-      </w:r>
-      <w:r>
-        <w:rPr>
-          <w:rFonts w:ascii="Raleway" w:cs="Raleway" w:eastAsia="Raleway" w:hAnsi="Raleway"/>
-          <w:sz w:val="24"/>
-          <w:szCs w:val="24"/>
-          <w:rtl w:val="0"/>
-        </w:rPr>
-        <w:t xml:space="preserve">Rua Guaipá, 1017, Vila Leopoldina, São Paulo - SP, CEP 05.089-001</w:t>
-      </w:r>
-      <w:r>
-        <w:rPr>
-          <w:rtl w:val="0"/>
-        </w:rPr>
-      </w:r>
-    </w:p>
-    <w:p>
-      <w:pPr>
-        <w:spacing w:after="240" w:before="240" w:lineRule="auto"/>
-        <w:rPr>
-          <w:rFonts w:ascii="Avenir" w:cs="Avenir" w:eastAsia="Avenir" w:hAnsi="Avenir"/>
+        <w:spacing w:before="240" w:after="240"/>
+        <w:rPr>
+          <w:rFonts w:ascii="Avenir" w:eastAsia="Avenir" w:hAnsi="Avenir" w:cs="Avenir"/>
           <w:sz w:val="25"/>
           <w:szCs w:val="25"/>
         </w:rPr>
       </w:pPr>
       <w:r>
         <w:rPr>
-          <w:rFonts w:ascii="Raleway" w:cs="Raleway" w:eastAsia="Raleway" w:hAnsi="Raleway"/>
-          <w:sz w:val="24"/>
-          <w:szCs w:val="24"/>
-          <w:rtl w:val="0"/>
-        </w:rPr>
+          <w:rFonts w:ascii="Raleway" w:eastAsia="Raleway" w:hAnsi="Raleway" w:cs="Raleway"/>
+          <w:b/>
+          <w:bCs/>
+          <w:sz w:val="24"/>
+          <w:szCs w:val="24"/>
+        </w:rPr>
+        <w:t>Contato responsável:</w:t>
+      </w:r>
+      <w:r>
+        <w:rPr>
+          <w:rFonts w:ascii="Raleway" w:eastAsia="Raleway" w:hAnsi="Raleway" w:cs="Raleway"/>
+          <w:b/>
+          <w:bCs/>
+          <w:sz w:val="24"/>
+          <w:szCs w:val="24"/>
+        </w:rPr>
+        <w:br/>
+      </w:r>
+      <w:r>
+        <w:rPr>
+          <w:rFonts w:ascii="Raleway" w:eastAsia="Raleway" w:hAnsi="Raleway" w:cs="Raleway"/>
+          <w:b/>
+          <w:bCs/>
+          <w:sz w:val="24"/>
+          <w:szCs w:val="24"/>
+        </w:rPr>
+        <w:t>{{</w:t>
+      </w:r>
+      <w:proofErr w:type="spellStart"/>
+      <w:r>
+        <w:rPr>
+          <w:rFonts w:ascii="Raleway" w:eastAsia="Raleway" w:hAnsi="Raleway" w:cs="Raleway"/>
+          <w:b/>
+          <w:bCs/>
+          <w:sz w:val="24"/>
+          <w:szCs w:val="24"/>
+        </w:rPr>
+        <w:t>cttcleinte</w:t>
+      </w:r>
+      <w:proofErr w:type="spellEnd"/>
+      <w:r>
+        <w:rPr>
+          <w:rFonts w:ascii="Raleway" w:eastAsia="Raleway" w:hAnsi="Raleway" w:cs="Raleway"/>
+          <w:b/>
+          <w:bCs/>
+          <w:sz w:val="24"/>
+          <w:szCs w:val="24"/>
+        </w:rPr>
+        <w:t>}}</w:t>
+      </w:r>
+      <w:r>
+        <w:rPr>
+          <w:rFonts w:ascii="Raleway" w:eastAsia="Raleway" w:hAnsi="Raleway" w:cs="Raleway"/>
+          <w:sz w:val="24"/>
+          <w:szCs w:val="24"/>
+        </w:rPr>
+        <w:br/>
+      </w:r>
+      <w:r>
+        <w:rPr>
+          <w:rFonts w:ascii="Raleway" w:eastAsia="Raleway" w:hAnsi="Raleway" w:cs="Raleway"/>
+          <w:sz w:val="24"/>
+          <w:szCs w:val="24"/>
+        </w:rPr>
+        <w:br/>
         <w:t xml:space="preserve"> </w:t>
       </w:r>
       <w:r>
         <w:rPr>
-          <w:rFonts w:ascii="Raleway" w:cs="Raleway" w:eastAsia="Raleway" w:hAnsi="Raleway"/>
-          <w:b w:val="1"/>
-          <w:bCs w:val="1"/>
-          <w:sz w:val="24"/>
-          <w:szCs w:val="24"/>
-          <w:rtl w:val="0"/>
-        </w:rPr>
-        <w:t xml:space="preserve">Contato responsável:</w:t>
-        <w:br w:type="textWrapping"/>
-      </w:r>
-      <w:r>
-        <w:rPr>
-          <w:rFonts w:ascii="Raleway" w:cs="Raleway" w:eastAsia="Raleway" w:hAnsi="Raleway"/>
-          <w:sz w:val="24"/>
-          <w:szCs w:val="24"/>
-          <w:rtl w:val="0"/>
-        </w:rPr>
-        <w:t xml:space="preserve">Nome: Paulo Martinho</w:t>
-        <w:br w:type="textWrapping"/>
-        <w:t xml:space="preserve">Telefone: 11 96473-7685</w:t>
-        <w:br w:type="textWrapping"/>
-        <w:br w:type="textWrapping"/>
-        <w:t xml:space="preserve"> </w:t>
-      </w:r>
-      <w:r>
-        <w:rPr>
-          <w:rFonts w:ascii="Avenir" w:cs="Avenir" w:eastAsia="Avenir" w:hAnsi="Avenir"/>
-          <w:b w:val="1"/>
-          <w:bCs w:val="1"/>
+          <w:rFonts w:ascii="Avenir" w:eastAsia="Avenir" w:hAnsi="Avenir" w:cs="Avenir"/>
+          <w:b/>
+          <w:bCs/>
           <w:sz w:val="25"/>
           <w:szCs w:val="25"/>
-          <w:rtl w:val="0"/>
-        </w:rPr>
-        <w:t xml:space="preserve">Necessidade do cliente</w:t>
-      </w:r>
-      <w:r>
-        <w:rPr>
-          <w:rFonts w:ascii="Avenir" w:cs="Avenir" w:eastAsia="Avenir" w:hAnsi="Avenir"/>
+        </w:rPr>
+        <w:t>Necessidade do cliente</w:t>
+      </w:r>
+      <w:r>
+        <w:rPr>
+          <w:rFonts w:ascii="Avenir" w:eastAsia="Avenir" w:hAnsi="Avenir" w:cs="Avenir"/>
           <w:sz w:val="25"/>
           <w:szCs w:val="25"/>
-          <w:rtl w:val="0"/>
         </w:rPr>
         <w:t xml:space="preserve"> </w:t>
       </w:r>
     </w:p>
     <w:tbl>
       <w:tblPr>
-        <w:tblStyle w:val="Table1"/>
-        <w:tblW w:w="9491.574803149608" w:type="dxa"/>
-        <w:jc w:val="left"/>
+        <w:tblStyle w:val="a"/>
+        <w:tblW w:w="9491" w:type="dxa"/>
+        <w:tblInd w:w="0" w:type="dxa"/>
         <w:tblBorders>
-          <w:top w:color="000000" w:space="0" w:sz="0" w:val="nil"/>
-          <w:left w:color="000000" w:space="0" w:sz="0" w:val="nil"/>
-          <w:bottom w:color="000000" w:space="0" w:sz="0" w:val="nil"/>
-          <w:right w:color="000000" w:space="0" w:sz="0" w:val="nil"/>
-          <w:insideH w:color="000000" w:space="0" w:sz="0" w:val="nil"/>
-          <w:insideV w:color="000000" w:space="0" w:sz="0" w:val="nil"/>
+          <w:top w:val="nil"/>
+          <w:left w:val="nil"/>
+          <w:bottom w:val="nil"/>
+          <w:right w:val="nil"/>
+          <w:insideH w:val="nil"/>
+          <w:insideV w:val="nil"/>
         </w:tblBorders>
         <w:tblLayout w:type="fixed"/>
-        <w:tblLook w:val="0600"/>
+        <w:tblLook w:val="0600" w:firstRow="0" w:lastRow="0" w:firstColumn="0" w:lastColumn="0" w:noHBand="1" w:noVBand="1"/>
       </w:tblPr>
       <w:tblGrid>
-        <w:gridCol w:w="4730.956815944882"/>
-        <w:gridCol w:w="4760.617987204725"/>
-        <w:tblGridChange w:id="0">
-          <w:tblGrid>
-            <w:gridCol w:w="4730.956815944882"/>
-            <w:gridCol w:w="4760.617987204725"/>
-          </w:tblGrid>
-        </w:tblGridChange>
+        <w:gridCol w:w="4730"/>
+        <w:gridCol w:w="4761"/>
       </w:tblGrid>
       <w:tr>
         <w:trPr>
-          <w:cantSplit w:val="0"/>
-          <w:trHeight w:val="197.39999999999995" w:hRule="atLeast"/>
-          <w:tblHeader w:val="0"/>
+          <w:trHeight w:val="197"/>
         </w:trPr>
         <w:tc>
           <w:tcPr>
+            <w:tcW w:w="4730" w:type="dxa"/>
             <w:tcBorders>
-              <w:top w:color="000000" w:space="0" w:sz="8" w:val="single"/>
-              <w:left w:color="000000" w:space="0" w:sz="8" w:val="single"/>
-              <w:bottom w:color="000000" w:space="0" w:sz="8" w:val="single"/>
-              <w:right w:color="000000" w:space="0" w:sz="8" w:val="single"/>
+              <w:top w:val="single" w:sz="8" w:space="0" w:color="000000"/>
+              <w:left w:val="single" w:sz="8" w:space="0" w:color="000000"/>
+              <w:bottom w:val="single" w:sz="8" w:space="0" w:color="000000"/>
+              <w:right w:val="single" w:sz="8" w:space="0" w:color="000000"/>
             </w:tcBorders>
             <w:tcMar>
-              <w:top w:w="100.0" w:type="dxa"/>
-              <w:left w:w="100.0" w:type="dxa"/>
-              <w:bottom w:w="100.0" w:type="dxa"/>
-              <w:right w:w="100.0" w:type="dxa"/>
+              <w:top w:w="100" w:type="dxa"/>
+              <w:left w:w="100" w:type="dxa"/>
+              <w:bottom w:w="100" w:type="dxa"/>
+              <w:right w:w="100" w:type="dxa"/>
             </w:tcMar>
-            <w:vAlign w:val="top"/>
           </w:tcPr>
           <w:p>
             <w:pPr>
-              <w:spacing w:after="240" w:before="240" w:lineRule="auto"/>
+              <w:spacing w:before="240" w:after="240"/>
               <w:jc w:val="center"/>
               <w:rPr>
-                <w:rFonts w:ascii="Avenir" w:cs="Avenir" w:eastAsia="Avenir" w:hAnsi="Avenir"/>
+                <w:rFonts w:ascii="Avenir" w:eastAsia="Avenir" w:hAnsi="Avenir" w:cs="Avenir"/>
                 <w:sz w:val="23"/>
                 <w:szCs w:val="23"/>
               </w:rPr>
             </w:pPr>
             <w:r>
               <w:rPr>
-                <w:rFonts w:ascii="Avenir" w:cs="Avenir" w:eastAsia="Avenir" w:hAnsi="Avenir"/>
+                <w:rFonts w:ascii="Avenir" w:eastAsia="Avenir" w:hAnsi="Avenir" w:cs="Avenir"/>
                 <w:sz w:val="23"/>
                 <w:szCs w:val="23"/>
-                <w:rtl w:val="0"/>
               </w:rPr>
-              <w:t xml:space="preserve">PRODUTO (s)</w:t>
+              <w:t>PRODUTO (s)</w:t>
             </w:r>
           </w:p>
         </w:tc>
         <w:tc>
           <w:tcPr>
+            <w:tcW w:w="4760" w:type="dxa"/>
             <w:tcBorders>
-              <w:top w:color="000000" w:space="0" w:sz="8" w:val="single"/>
-              <w:left w:color="000000" w:space="0" w:sz="0" w:val="nil"/>
-              <w:bottom w:color="000000" w:space="0" w:sz="8" w:val="single"/>
-              <w:right w:color="000000" w:space="0" w:sz="8" w:val="single"/>
+              <w:top w:val="single" w:sz="8" w:space="0" w:color="000000"/>
+              <w:left w:val="nil"/>
+              <w:bottom w:val="single" w:sz="8" w:space="0" w:color="000000"/>
+              <w:right w:val="single" w:sz="8" w:space="0" w:color="000000"/>
             </w:tcBorders>
             <w:tcMar>
-              <w:top w:w="100.0" w:type="dxa"/>
-              <w:left w:w="100.0" w:type="dxa"/>
-              <w:bottom w:w="100.0" w:type="dxa"/>
-              <w:right w:w="100.0" w:type="dxa"/>
+              <w:top w:w="100" w:type="dxa"/>
+              <w:left w:w="100" w:type="dxa"/>
+              <w:bottom w:w="100" w:type="dxa"/>
+              <w:right w:w="100" w:type="dxa"/>
             </w:tcMar>
-            <w:vAlign w:val="top"/>
           </w:tcPr>
           <w:p>
             <w:pPr>
-              <w:spacing w:after="240" w:before="240" w:lineRule="auto"/>
+              <w:spacing w:before="240" w:after="240"/>
               <w:jc w:val="center"/>
               <w:rPr>
-                <w:rFonts w:ascii="Avenir" w:cs="Avenir" w:eastAsia="Avenir" w:hAnsi="Avenir"/>
+                <w:rFonts w:ascii="Avenir" w:eastAsia="Avenir" w:hAnsi="Avenir" w:cs="Avenir"/>
                 <w:sz w:val="23"/>
                 <w:szCs w:val="23"/>
               </w:rPr>
             </w:pPr>
             <w:r>
               <w:rPr>
-                <w:rFonts w:ascii="Avenir" w:cs="Avenir" w:eastAsia="Avenir" w:hAnsi="Avenir"/>
+                <w:rFonts w:ascii="Avenir" w:eastAsia="Avenir" w:hAnsi="Avenir" w:cs="Avenir"/>
                 <w:sz w:val="23"/>
                 <w:szCs w:val="23"/>
-                <w:rtl w:val="0"/>
               </w:rPr>
-              <w:t xml:space="preserve">QUANTIDADE</w:t>
+              <w:t>QUANTIDADE</w:t>
             </w:r>
           </w:p>
         </w:tc>
       </w:tr>
       <w:tr>
         <w:trPr>
-          <w:cantSplit w:val="0"/>
-          <w:trHeight w:val="364.7999999999999" w:hRule="atLeast"/>
-          <w:tblHeader w:val="0"/>
+          <w:trHeight w:val="364"/>
         </w:trPr>
         <w:tc>
           <w:tcPr>
+            <w:tcW w:w="4730" w:type="dxa"/>
             <w:tcBorders>
-              <w:top w:color="000000" w:space="0" w:sz="0" w:val="nil"/>
-              <w:left w:color="000000" w:space="0" w:sz="8" w:val="single"/>
-              <w:bottom w:color="000000" w:space="0" w:sz="8" w:val="single"/>
-              <w:right w:color="000000" w:space="0" w:sz="8" w:val="single"/>
+              <w:top w:val="nil"/>
+              <w:left w:val="single" w:sz="8" w:space="0" w:color="000000"/>
+              <w:bottom w:val="single" w:sz="8" w:space="0" w:color="000000"/>
+              <w:right w:val="single" w:sz="8" w:space="0" w:color="000000"/>
             </w:tcBorders>
             <w:tcMar>
-              <w:top w:w="100.0" w:type="dxa"/>
-              <w:left w:w="100.0" w:type="dxa"/>
-              <w:bottom w:w="100.0" w:type="dxa"/>
-              <w:right w:w="100.0" w:type="dxa"/>
+              <w:top w:w="100" w:type="dxa"/>
+              <w:left w:w="100" w:type="dxa"/>
+              <w:bottom w:w="100" w:type="dxa"/>
+              <w:right w:w="100" w:type="dxa"/>
             </w:tcMar>
-            <w:vAlign w:val="top"/>
           </w:tcPr>
           <w:p>
             <w:pPr>
-              <w:spacing w:after="240" w:before="240" w:lineRule="auto"/>
+              <w:spacing w:before="240" w:after="240"/>
               <w:jc w:val="center"/>
               <w:rPr>
-                <w:rFonts w:ascii="Avenir" w:cs="Avenir" w:eastAsia="Avenir" w:hAnsi="Avenir"/>
+                <w:rFonts w:ascii="Avenir" w:eastAsia="Avenir" w:hAnsi="Avenir" w:cs="Avenir"/>
                 <w:color w:val="222222"/>
                 <w:sz w:val="21"/>
                 <w:szCs w:val="21"/>
@@ -416,39 +518,64 @@
             </w:pPr>
             <w:r>
               <w:rPr>
-                <w:rFonts w:ascii="Avenir" w:cs="Avenir" w:eastAsia="Avenir" w:hAnsi="Avenir"/>
+                <w:rFonts w:ascii="Avenir" w:eastAsia="Avenir" w:hAnsi="Avenir" w:cs="Avenir"/>
+                <w:b/>
+                <w:bCs/>
                 <w:color w:val="222222"/>
                 <w:sz w:val="21"/>
                 <w:szCs w:val="21"/>
                 <w:highlight w:val="white"/>
-                <w:rtl w:val="0"/>
               </w:rPr>
-              <w:t xml:space="preserve">Kit iDFace PRO + BOT + Fechadura especial</w:t>
+              <w:t>{{</w:t>
+            </w:r>
+            <w:r>
+              <w:rPr>
+                <w:rFonts w:ascii="Avenir" w:eastAsia="Avenir" w:hAnsi="Avenir" w:cs="Avenir"/>
+                <w:b/>
+                <w:bCs/>
+                <w:color w:val="222222"/>
+                <w:sz w:val="21"/>
+                <w:szCs w:val="21"/>
+                <w:highlight w:val="white"/>
+              </w:rPr>
+              <w:t>produto</w:t>
+            </w:r>
+            <w:r>
+              <w:rPr>
+                <w:rFonts w:ascii="Avenir" w:eastAsia="Avenir" w:hAnsi="Avenir" w:cs="Avenir"/>
+                <w:b/>
+                <w:bCs/>
+                <w:color w:val="222222"/>
+                <w:sz w:val="21"/>
+                <w:szCs w:val="21"/>
+                <w:highlight w:val="white"/>
+              </w:rPr>
+              <w:t>}}</w:t>
             </w:r>
           </w:p>
         </w:tc>
         <w:tc>
           <w:tcPr>
+            <w:tcW w:w="4760" w:type="dxa"/>
             <w:tcBorders>
-              <w:top w:color="000000" w:space="0" w:sz="0" w:val="nil"/>
-              <w:left w:color="000000" w:space="0" w:sz="0" w:val="nil"/>
-              <w:bottom w:color="000000" w:space="0" w:sz="8" w:val="single"/>
-              <w:right w:color="000000" w:space="0" w:sz="8" w:val="single"/>
+              <w:top w:val="nil"/>
+              <w:left w:val="nil"/>
+              <w:bottom w:val="single" w:sz="8" w:space="0" w:color="000000"/>
+              <w:right w:val="single" w:sz="8" w:space="0" w:color="000000"/>
             </w:tcBorders>
             <w:tcMar>
-              <w:top w:w="100.0" w:type="dxa"/>
-              <w:left w:w="100.0" w:type="dxa"/>
-              <w:bottom w:w="100.0" w:type="dxa"/>
-              <w:right w:w="100.0" w:type="dxa"/>
+              <w:top w:w="100" w:type="dxa"/>
+              <w:left w:w="100" w:type="dxa"/>
+              <w:bottom w:w="100" w:type="dxa"/>
+              <w:right w:w="100" w:type="dxa"/>
             </w:tcMar>
-            <w:vAlign w:val="top"/>
           </w:tcPr>
           <w:p>
             <w:pPr>
-              <w:spacing w:after="240" w:before="240" w:lineRule="auto"/>
+              <w:spacing w:before="240" w:after="240"/>
               <w:jc w:val="center"/>
               <w:rPr>
-                <w:rFonts w:ascii="Avenir" w:cs="Avenir" w:eastAsia="Avenir" w:hAnsi="Avenir"/>
+                <w:rFonts w:ascii="Avenir" w:eastAsia="Avenir" w:hAnsi="Avenir" w:cs="Avenir"/>
                 <w:color w:val="222222"/>
                 <w:sz w:val="21"/>
                 <w:szCs w:val="21"/>
@@ -457,14 +584,41 @@
             </w:pPr>
             <w:r>
               <w:rPr>
-                <w:rFonts w:ascii="Avenir" w:cs="Avenir" w:eastAsia="Avenir" w:hAnsi="Avenir"/>
+                <w:rFonts w:ascii="Avenir" w:eastAsia="Avenir" w:hAnsi="Avenir" w:cs="Avenir"/>
+                <w:b/>
+                <w:bCs/>
                 <w:color w:val="222222"/>
                 <w:sz w:val="21"/>
                 <w:szCs w:val="21"/>
                 <w:highlight w:val="white"/>
-                <w:rtl w:val="0"/>
               </w:rPr>
-              <w:t xml:space="preserve">1</w:t>
+              <w:t>{{</w:t>
+            </w:r>
+            <w:proofErr w:type="spellStart"/>
+            <w:r>
+              <w:rPr>
+                <w:rFonts w:ascii="Avenir" w:eastAsia="Avenir" w:hAnsi="Avenir" w:cs="Avenir"/>
+                <w:b/>
+                <w:bCs/>
+                <w:color w:val="222222"/>
+                <w:sz w:val="21"/>
+                <w:szCs w:val="21"/>
+                <w:highlight w:val="white"/>
+              </w:rPr>
+              <w:t>qtd</w:t>
+            </w:r>
+            <w:proofErr w:type="spellEnd"/>
+            <w:r>
+              <w:rPr>
+                <w:rFonts w:ascii="Avenir" w:eastAsia="Avenir" w:hAnsi="Avenir" w:cs="Avenir"/>
+                <w:b/>
+                <w:bCs/>
+                <w:color w:val="222222"/>
+                <w:sz w:val="21"/>
+                <w:szCs w:val="21"/>
+                <w:highlight w:val="white"/>
+              </w:rPr>
+              <w:t>}}</w:t>
             </w:r>
           </w:p>
         </w:tc>
@@ -472,11 +626,11 @@
     </w:tbl>
     <w:p>
       <w:pPr>
-        <w:spacing w:after="240" w:before="240" w:lineRule="auto"/>
-        <w:rPr>
-          <w:rFonts w:ascii="Avenir" w:cs="Avenir" w:eastAsia="Avenir" w:hAnsi="Avenir"/>
-          <w:b w:val="1"/>
-          <w:bCs w:val="1"/>
+        <w:spacing w:before="240" w:after="240"/>
+        <w:rPr>
+          <w:rFonts w:ascii="Avenir" w:eastAsia="Avenir" w:hAnsi="Avenir" w:cs="Avenir"/>
+          <w:b/>
+          <w:bCs/>
           <w:color w:val="222222"/>
           <w:sz w:val="2"/>
           <w:szCs w:val="2"/>
@@ -485,156 +639,170 @@
       </w:pPr>
       <w:r>
         <w:rPr>
-          <w:rFonts w:ascii="Avenir" w:cs="Avenir" w:eastAsia="Avenir" w:hAnsi="Avenir"/>
-          <w:b w:val="1"/>
-          <w:bCs w:val="1"/>
-          <w:sz w:val="24"/>
-          <w:szCs w:val="24"/>
-          <w:rtl w:val="0"/>
+          <w:rFonts w:ascii="Avenir" w:eastAsia="Avenir" w:hAnsi="Avenir" w:cs="Avenir"/>
+          <w:b/>
+          <w:bCs/>
+          <w:sz w:val="24"/>
+          <w:szCs w:val="24"/>
         </w:rPr>
         <w:t xml:space="preserve"> </w:t>
       </w:r>
       <w:r>
         <w:rPr>
-          <w:rFonts w:ascii="Avenir" w:cs="Avenir" w:eastAsia="Avenir" w:hAnsi="Avenir"/>
-          <w:b w:val="1"/>
-          <w:bCs w:val="1"/>
+          <w:rFonts w:ascii="Avenir" w:eastAsia="Avenir" w:hAnsi="Avenir" w:cs="Avenir"/>
+          <w:b/>
+          <w:bCs/>
           <w:color w:val="222222"/>
           <w:sz w:val="24"/>
           <w:szCs w:val="24"/>
           <w:highlight w:val="white"/>
-          <w:rtl w:val="0"/>
-        </w:rPr>
-        <w:t xml:space="preserve">Observações:</w:t>
-      </w:r>
-      <w:r>
-        <w:rPr>
-          <w:rFonts w:ascii="Avenir" w:cs="Avenir" w:eastAsia="Avenir" w:hAnsi="Avenir"/>
-          <w:b w:val="1"/>
-          <w:bCs w:val="1"/>
+        </w:rPr>
+        <w:t>Observações:</w:t>
+      </w:r>
+      <w:r>
+        <w:rPr>
+          <w:rFonts w:ascii="Avenir" w:eastAsia="Avenir" w:hAnsi="Avenir" w:cs="Avenir"/>
+          <w:b/>
+          <w:bCs/>
           <w:color w:val="222222"/>
           <w:sz w:val="21"/>
           <w:szCs w:val="21"/>
           <w:highlight w:val="white"/>
-          <w:rtl w:val="0"/>
-        </w:rPr>
-        <w:br w:type="textWrapping"/>
-      </w:r>
-      <w:r>
-        <w:rPr>
-          <w:rFonts w:ascii="Avenir" w:cs="Avenir" w:eastAsia="Avenir" w:hAnsi="Avenir"/>
-          <w:b w:val="1"/>
-          <w:bCs w:val="1"/>
+        </w:rPr>
+        <w:br/>
+      </w:r>
+      <w:r>
+        <w:rPr>
+          <w:rFonts w:ascii="Avenir" w:eastAsia="Avenir" w:hAnsi="Avenir" w:cs="Avenir"/>
+          <w:b/>
+          <w:bCs/>
           <w:color w:val="222222"/>
           <w:sz w:val="2"/>
           <w:szCs w:val="2"/>
           <w:highlight w:val="white"/>
-          <w:rtl w:val="0"/>
-        </w:rPr>
-        <w:br w:type="textWrapping"/>
+        </w:rPr>
+        <w:br/>
       </w:r>
     </w:p>
     <w:p>
       <w:pPr>
-        <w:numPr>
-          <w:ilvl w:val="0"/>
-          <w:numId w:val="1"/>
-        </w:numPr>
-        <w:spacing w:after="240" w:lineRule="auto"/>
-        <w:ind w:left="720" w:hanging="360"/>
-        <w:rPr>
-          <w:rFonts w:ascii="Avenir" w:cs="Avenir" w:eastAsia="Avenir" w:hAnsi="Avenir"/>
-          <w:color w:val="222222"/>
-          <w:sz w:val="26"/>
-          <w:szCs w:val="26"/>
-        </w:rPr>
-      </w:pPr>
-      <w:r>
-        <w:rPr>
-          <w:rFonts w:ascii="Avenir" w:cs="Avenir" w:eastAsia="Avenir" w:hAnsi="Avenir"/>
+        <w:spacing w:after="240"/>
+        <w:ind w:left="720"/>
+        <w:rPr>
+          <w:rFonts w:ascii="Avenir" w:eastAsia="Avenir" w:hAnsi="Avenir" w:cs="Avenir"/>
+          <w:sz w:val="34"/>
+          <w:szCs w:val="34"/>
+        </w:rPr>
+      </w:pPr>
+      <w:r>
+        <w:rPr>
+          <w:rFonts w:ascii="Avenir" w:eastAsia="Avenir" w:hAnsi="Avenir" w:cs="Avenir"/>
+          <w:b/>
+          <w:bCs/>
           <w:color w:val="222222"/>
           <w:sz w:val="21"/>
           <w:szCs w:val="21"/>
           <w:highlight w:val="white"/>
-          <w:rtl w:val="0"/>
-        </w:rPr>
-        <w:t xml:space="preserve">Cliente ciente de que será necessário fazer a infra e acabamento, já possui uma C90, verificar se ele quer trocar ou permanecer com a dele antes da troca. </w:t>
-      </w:r>
-      <w:r>
-        <w:rPr>
-          <w:rtl w:val="0"/>
-        </w:rPr>
-      </w:r>
-    </w:p>
-    <w:p>
-      <w:pPr>
-        <w:ind w:left="283.46456692913375" w:firstLine="0"/>
-        <w:rPr>
-          <w:rFonts w:ascii="Avenir" w:cs="Avenir" w:eastAsia="Avenir" w:hAnsi="Avenir"/>
-          <w:sz w:val="34"/>
-          <w:szCs w:val="34"/>
-        </w:rPr>
-      </w:pPr>
-      <w:r>
-        <w:rPr>
-          <w:rtl w:val="0"/>
-        </w:rPr>
+        </w:rPr>
+        <w:t>{{</w:t>
+      </w:r>
+      <w:proofErr w:type="spellStart"/>
+      <w:r>
+        <w:rPr>
+          <w:rFonts w:ascii="Avenir" w:eastAsia="Avenir" w:hAnsi="Avenir" w:cs="Avenir"/>
+          <w:b/>
+          <w:bCs/>
+          <w:color w:val="222222"/>
+          <w:sz w:val="21"/>
+          <w:szCs w:val="21"/>
+          <w:highlight w:val="white"/>
+        </w:rPr>
+        <w:t>obs</w:t>
+      </w:r>
+      <w:proofErr w:type="spellEnd"/>
+      <w:r>
+        <w:rPr>
+          <w:rFonts w:ascii="Avenir" w:eastAsia="Avenir" w:hAnsi="Avenir" w:cs="Avenir"/>
+          <w:b/>
+          <w:bCs/>
+          <w:color w:val="222222"/>
+          <w:sz w:val="21"/>
+          <w:szCs w:val="21"/>
+          <w:highlight w:val="white"/>
+        </w:rPr>
+        <w:t>}}</w:t>
       </w:r>
     </w:p>
     <w:sectPr>
-      <w:headerReference r:id="rId6" w:type="default"/>
-      <w:footerReference r:id="rId7" w:type="default"/>
-      <w:pgSz w:h="16834" w:w="11909" w:orient="portrait"/>
-      <w:pgMar w:bottom="1440" w:top="1440" w:left="1440" w:right="973.937007874016" w:header="720.0000000000001" w:footer="340.15748031496065"/>
+      <w:headerReference w:type="default" r:id="rId7"/>
+      <w:footerReference w:type="default" r:id="rId8"/>
+      <w:pgSz w:w="11909" w:h="16834"/>
+      <w:pgMar w:top="1440" w:right="973" w:bottom="1440" w:left="1440" w:header="720" w:footer="340" w:gutter="0"/>
       <w:pgNumType w:start="1"/>
+      <w:cols w:space="720"/>
     </w:sectPr>
   </w:body>
 </w:document>
 </file>
 
+<file path=word/endnotes.xml><?xml version="1.0" encoding="utf-8"?>
+<w:endnotes xmlns:wpc="http://schemas.microsoft.com/office/word/2010/wordprocessingCanvas" xmlns:cx="http://schemas.microsoft.com/office/drawing/2014/chartex" xmlns:cx1="http://schemas.microsoft.com/office/drawing/2015/9/8/chartex" xmlns:cx2="http://schemas.microsoft.com/office/drawing/2015/10/21/chartex" xmlns:cx3="http://schemas.microsoft.com/office/drawing/2016/5/9/chartex" xmlns:cx4="http://schemas.microsoft.com/office/drawing/2016/5/10/chartex" xmlns:cx5="http://schemas.microsoft.com/office/drawing/2016/5/11/chartex" xmlns:cx6="http://schemas.microsoft.com/office/drawing/2016/5/12/chartex" xmlns:cx7="http://schemas.microsoft.com/office/drawing/2016/5/13/chartex" xmlns:cx8="http://schemas.microsoft.com/office/drawing/2016/5/14/chartex" xmlns:mc="http://schemas.openxmlformats.org/markup-compatibility/2006" xmlns:aink="http://schemas.microsoft.com/office/drawing/2016/ink" xmlns:am3d="http://schemas.microsoft.com/office/drawing/2017/model3d" xmlns:o="urn:schemas-microsoft-com:office:office" xmlns:oel="http://schemas.microsoft.com/office/2019/extlst" xmlns:r="http://schemas.openxmlformats.org/officeDocument/2006/relationships" xmlns:m="http://schemas.openxmlformats.org/officeDocument/2006/math" xmlns:v="urn:schemas-microsoft-com:vml" xmlns:wp14="http://schemas.microsoft.com/office/word/2010/wordprocessingDrawing" xmlns:wp="http://schemas.openxmlformats.org/drawingml/2006/wordprocessingDrawing" xmlns:w10="urn:schemas-microsoft-com:office:word" xmlns:w="http://schemas.openxmlformats.org/wordprocessingml/2006/main" xmlns:w14="http://schemas.microsoft.com/office/word/2010/wordml" xmlns:w15="http://schemas.microsoft.com/office/word/2012/wordml" xmlns:w16cex="http://schemas.microsoft.com/office/word/2018/wordml/cex" xmlns:w16cid="http://schemas.microsoft.com/office/word/2016/wordml/cid" xmlns:w16="http://schemas.microsoft.com/office/word/2018/wordml" xmlns:w16du="http://schemas.microsoft.com/office/word/2023/wordml/word16du" xmlns:w16sdtdh="http://schemas.microsoft.com/office/word/2020/wordml/sdtdatahash" xmlns:w16sdtfl="http://schemas.microsoft.com/office/word/2024/wordml/sdtformatlock" xmlns:w16se="http://schemas.microsoft.com/office/word/2015/wordml/symex" xmlns:wpg="http://schemas.microsoft.com/office/word/2010/wordprocessingGroup" xmlns:wpi="http://schemas.microsoft.com/office/word/2010/wordprocessingInk" xmlns:wne="http://schemas.microsoft.com/office/word/2006/wordml" xmlns:wps="http://schemas.microsoft.com/office/word/2010/wordprocessingShape" mc:Ignorable="w14 w15 w16se w16cid w16 w16cex w16sdtdh w16sdtfl w16du wp14">
+  <w:endnote w:type="separator" w:id="-1">
+    <w:p>
+      <w:pPr>
+        <w:spacing w:line="240" w:lineRule="auto"/>
+      </w:pPr>
+      <w:r>
+        <w:separator/>
+      </w:r>
+    </w:p>
+  </w:endnote>
+  <w:endnote w:type="continuationSeparator" w:id="0">
+    <w:p>
+      <w:pPr>
+        <w:spacing w:line="240" w:lineRule="auto"/>
+      </w:pPr>
+      <w:r>
+        <w:continuationSeparator/>
+      </w:r>
+    </w:p>
+  </w:endnote>
+</w:endnotes>
+</file>
+
 <file path=word/footer1.xml><?xml version="1.0" encoding="utf-8"?>
-<w:ftr xmlns:mc="http://schemas.openxmlformats.org/markup-compatibility/2006" xmlns:o="urn:schemas-microsoft-com:office:office" xmlns:r="http://schemas.openxmlformats.org/officeDocument/2006/relationships" xmlns:m="http://schemas.openxmlformats.org/officeDocument/2006/math" xmlns:v="urn:schemas-microsoft-com:vml" xmlns:wp="http://schemas.openxmlformats.org/drawingml/2006/wordprocessingDrawing" xmlns:w10="urn:schemas-microsoft-com:office:word" xmlns:w="http://schemas.openxmlformats.org/wordprocessingml/2006/main" xmlns:wne="http://schemas.microsoft.com/office/word/2006/wordml" xmlns:sl="http://schemas.openxmlformats.org/schemaLibrary/2006/main" xmlns:a="http://schemas.openxmlformats.org/drawingml/2006/main" xmlns:pic="http://schemas.openxmlformats.org/drawingml/2006/picture" xmlns:c="http://schemas.openxmlformats.org/drawingml/2006/chart" xmlns:lc="http://schemas.openxmlformats.org/drawingml/2006/lockedCanvas" xmlns:dgm="http://schemas.openxmlformats.org/drawingml/2006/diagram" xmlns:wps="http://schemas.microsoft.com/office/word/2010/wordprocessingShape" xmlns:wpg="http://schemas.microsoft.com/office/word/2010/wordprocessingGroup" xmlns:w14="http://schemas.microsoft.com/office/word/2010/wordml" xmlns:w15="http://schemas.microsoft.com/office/word/2012/wordml" xmlns:w16="http://schemas.microsoft.com/office/word/2018/wordml" xmlns:w16cex="http://schemas.microsoft.com/office/word/2018/wordml/cex" xmlns:w16cid="http://schemas.microsoft.com/office/word/2016/wordml/cid" xmlns="http://schemas.microsoft.com/office/tasks/2019/documenttasks" xmlns:cr="http://schemas.microsoft.com/office/comments/2020/reactions">
+<w:ftr xmlns:wpc="http://schemas.microsoft.com/office/word/2010/wordprocessingCanvas" xmlns:cx="http://schemas.microsoft.com/office/drawing/2014/chartex" xmlns:cx1="http://schemas.microsoft.com/office/drawing/2015/9/8/chartex" xmlns:cx2="http://schemas.microsoft.com/office/drawing/2015/10/21/chartex" xmlns:cx3="http://schemas.microsoft.com/office/drawing/2016/5/9/chartex" xmlns:cx4="http://schemas.microsoft.com/office/drawing/2016/5/10/chartex" xmlns:cx5="http://schemas.microsoft.com/office/drawing/2016/5/11/chartex" xmlns:cx6="http://schemas.microsoft.com/office/drawing/2016/5/12/chartex" xmlns:cx7="http://schemas.microsoft.com/office/drawing/2016/5/13/chartex" xmlns:cx8="http://schemas.microsoft.com/office/drawing/2016/5/14/chartex" xmlns:mc="http://schemas.openxmlformats.org/markup-compatibility/2006" xmlns:aink="http://schemas.microsoft.com/office/drawing/2016/ink" xmlns:am3d="http://schemas.microsoft.com/office/drawing/2017/model3d" xmlns:o="urn:schemas-microsoft-com:office:office" xmlns:oel="http://schemas.microsoft.com/office/2019/extlst" xmlns:r="http://schemas.openxmlformats.org/officeDocument/2006/relationships" xmlns:m="http://schemas.openxmlformats.org/officeDocument/2006/math" xmlns:v="urn:schemas-microsoft-com:vml" xmlns:wp14="http://schemas.microsoft.com/office/word/2010/wordprocessingDrawing" xmlns:wp="http://schemas.openxmlformats.org/drawingml/2006/wordprocessingDrawing" xmlns:w10="urn:schemas-microsoft-com:office:word" xmlns:w="http://schemas.openxmlformats.org/wordprocessingml/2006/main" xmlns:w14="http://schemas.microsoft.com/office/word/2010/wordml" xmlns:w15="http://schemas.microsoft.com/office/word/2012/wordml" xmlns:w16cex="http://schemas.microsoft.com/office/word/2018/wordml/cex" xmlns:w16cid="http://schemas.microsoft.com/office/word/2016/wordml/cid" xmlns:w16="http://schemas.microsoft.com/office/word/2018/wordml" xmlns:w16du="http://schemas.microsoft.com/office/word/2023/wordml/word16du" xmlns:w16sdtdh="http://schemas.microsoft.com/office/word/2020/wordml/sdtdatahash" xmlns:w16sdtfl="http://schemas.microsoft.com/office/word/2024/wordml/sdtformatlock" xmlns:w16se="http://schemas.microsoft.com/office/word/2015/wordml/symex" xmlns:wpg="http://schemas.microsoft.com/office/word/2010/wordprocessingGroup" xmlns:wpi="http://schemas.microsoft.com/office/word/2010/wordprocessingInk" xmlns:wne="http://schemas.microsoft.com/office/word/2006/wordml" xmlns:wps="http://schemas.microsoft.com/office/word/2010/wordprocessingShape" mc:Ignorable="w14 w15 w16se w16cid w16 w16cex w16sdtdh w16sdtfl w16du wp14">
   <w:p>
     <w:pPr>
       <w:jc w:val="right"/>
-      <w:rPr/>
     </w:pPr>
-    <w:r>
-      <w:rPr>
-        <w:rtl w:val="0"/>
-      </w:rPr>
-    </w:r>
   </w:p>
   <w:p>
     <w:pPr>
       <w:jc w:val="right"/>
-      <w:rPr/>
     </w:pPr>
-    <w:r>
-      <w:rPr>
-        <w:rtl w:val="0"/>
-      </w:rPr>
-    </w:r>
   </w:p>
   <w:p>
     <w:pPr>
-      <w:ind w:right="-749.5275590551165"/>
+      <w:ind w:right="-749"/>
       <w:jc w:val="right"/>
-      <w:rPr/>
     </w:pPr>
     <w:r>
-      <w:rPr>
-        <w:rtl w:val="0"/>
-      </w:rPr>
       <w:t xml:space="preserve"> </w:t>
+    </w:r>
+    <w:r>
       <w:tab/>
+    </w:r>
+    <w:r>
       <w:tab/>
+    </w:r>
+    <w:r>
       <w:tab/>
     </w:r>
   </w:p>
   <w:p>
     <w:pPr>
-      <w:ind w:right="-749.5275590551165"/>
+      <w:ind w:right="-749"/>
       <w:jc w:val="right"/>
       <w:rPr>
         <w:color w:val="999999"/>
@@ -645,45 +813,101 @@
         <w:color w:val="999999"/>
       </w:rPr>
       <w:fldChar w:fldCharType="begin"/>
-      <w:instrText xml:space="preserve">PAGE</w:instrText>
-      <w:fldChar w:fldCharType="separate"/>
-      <w:fldChar w:fldCharType="end"/>
     </w:r>
     <w:r>
       <w:rPr>
-        <w:rtl w:val="0"/>
+        <w:color w:val="999999"/>
       </w:rPr>
+      <w:instrText>PAGE</w:instrText>
+    </w:r>
+    <w:r>
+      <w:rPr>
+        <w:color w:val="999999"/>
+      </w:rPr>
+      <w:fldChar w:fldCharType="separate"/>
+    </w:r>
+    <w:r>
+      <w:rPr>
+        <w:noProof/>
+        <w:color w:val="999999"/>
+      </w:rPr>
+      <w:t>1</w:t>
+    </w:r>
+    <w:r>
+      <w:rPr>
+        <w:color w:val="999999"/>
+      </w:rPr>
+      <w:fldChar w:fldCharType="end"/>
     </w:r>
   </w:p>
 </w:ftr>
 </file>
 
+<file path=word/footnotes.xml><?xml version="1.0" encoding="utf-8"?>
+<w:footnotes xmlns:wpc="http://schemas.microsoft.com/office/word/2010/wordprocessingCanvas" xmlns:cx="http://schemas.microsoft.com/office/drawing/2014/chartex" xmlns:cx1="http://schemas.microsoft.com/office/drawing/2015/9/8/chartex" xmlns:cx2="http://schemas.microsoft.com/office/drawing/2015/10/21/chartex" xmlns:cx3="http://schemas.microsoft.com/office/drawing/2016/5/9/chartex" xmlns:cx4="http://schemas.microsoft.com/office/drawing/2016/5/10/chartex" xmlns:cx5="http://schemas.microsoft.com/office/drawing/2016/5/11/chartex" xmlns:cx6="http://schemas.microsoft.com/office/drawing/2016/5/12/chartex" xmlns:cx7="http://schemas.microsoft.com/office/drawing/2016/5/13/chartex" xmlns:cx8="http://schemas.microsoft.com/office/drawing/2016/5/14/chartex" xmlns:mc="http://schemas.openxmlformats.org/markup-compatibility/2006" xmlns:aink="http://schemas.microsoft.com/office/drawing/2016/ink" xmlns:am3d="http://schemas.microsoft.com/office/drawing/2017/model3d" xmlns:o="urn:schemas-microsoft-com:office:office" xmlns:oel="http://schemas.microsoft.com/office/2019/extlst" xmlns:r="http://schemas.openxmlformats.org/officeDocument/2006/relationships" xmlns:m="http://schemas.openxmlformats.org/officeDocument/2006/math" xmlns:v="urn:schemas-microsoft-com:vml" xmlns:wp14="http://schemas.microsoft.com/office/word/2010/wordprocessingDrawing" xmlns:wp="http://schemas.openxmlformats.org/drawingml/2006/wordprocessingDrawing" xmlns:w10="urn:schemas-microsoft-com:office:word" xmlns:w="http://schemas.openxmlformats.org/wordprocessingml/2006/main" xmlns:w14="http://schemas.microsoft.com/office/word/2010/wordml" xmlns:w15="http://schemas.microsoft.com/office/word/2012/wordml" xmlns:w16cex="http://schemas.microsoft.com/office/word/2018/wordml/cex" xmlns:w16cid="http://schemas.microsoft.com/office/word/2016/wordml/cid" xmlns:w16="http://schemas.microsoft.com/office/word/2018/wordml" xmlns:w16du="http://schemas.microsoft.com/office/word/2023/wordml/word16du" xmlns:w16sdtdh="http://schemas.microsoft.com/office/word/2020/wordml/sdtdatahash" xmlns:w16sdtfl="http://schemas.microsoft.com/office/word/2024/wordml/sdtformatlock" xmlns:w16se="http://schemas.microsoft.com/office/word/2015/wordml/symex" xmlns:wpg="http://schemas.microsoft.com/office/word/2010/wordprocessingGroup" xmlns:wpi="http://schemas.microsoft.com/office/word/2010/wordprocessingInk" xmlns:wne="http://schemas.microsoft.com/office/word/2006/wordml" xmlns:wps="http://schemas.microsoft.com/office/word/2010/wordprocessingShape" mc:Ignorable="w14 w15 w16se w16cid w16 w16cex w16sdtdh w16sdtfl w16du wp14">
+  <w:footnote w:type="separator" w:id="-1">
+    <w:p>
+      <w:pPr>
+        <w:spacing w:line="240" w:lineRule="auto"/>
+      </w:pPr>
+      <w:r>
+        <w:separator/>
+      </w:r>
+    </w:p>
+  </w:footnote>
+  <w:footnote w:type="continuationSeparator" w:id="0">
+    <w:p>
+      <w:pPr>
+        <w:spacing w:line="240" w:lineRule="auto"/>
+      </w:pPr>
+      <w:r>
+        <w:continuationSeparator/>
+      </w:r>
+    </w:p>
+  </w:footnote>
+</w:footnotes>
+</file>
+
 <file path=word/header1.xml><?xml version="1.0" encoding="utf-8"?>
-<w:hdr xmlns:mc="http://schemas.openxmlformats.org/markup-compatibility/2006" xmlns:o="urn:schemas-microsoft-com:office:office" xmlns:r="http://schemas.openxmlformats.org/officeDocument/2006/relationships" xmlns:m="http://schemas.openxmlformats.org/officeDocument/2006/math" xmlns:v="urn:schemas-microsoft-com:vml" xmlns:wp="http://schemas.openxmlformats.org/drawingml/2006/wordprocessingDrawing" xmlns:w10="urn:schemas-microsoft-com:office:word" xmlns:w="http://schemas.openxmlformats.org/wordprocessingml/2006/main" xmlns:wne="http://schemas.microsoft.com/office/word/2006/wordml" xmlns:sl="http://schemas.openxmlformats.org/schemaLibrary/2006/main" xmlns:a="http://schemas.openxmlformats.org/drawingml/2006/main" xmlns:pic="http://schemas.openxmlformats.org/drawingml/2006/picture" xmlns:c="http://schemas.openxmlformats.org/drawingml/2006/chart" xmlns:lc="http://schemas.openxmlformats.org/drawingml/2006/lockedCanvas" xmlns:dgm="http://schemas.openxmlformats.org/drawingml/2006/diagram" xmlns:wps="http://schemas.microsoft.com/office/word/2010/wordprocessingShape" xmlns:wpg="http://schemas.microsoft.com/office/word/2010/wordprocessingGroup" xmlns:w14="http://schemas.microsoft.com/office/word/2010/wordml" xmlns:w15="http://schemas.microsoft.com/office/word/2012/wordml" xmlns:w16="http://schemas.microsoft.com/office/word/2018/wordml" xmlns:w16cex="http://schemas.microsoft.com/office/word/2018/wordml/cex" xmlns:w16cid="http://schemas.microsoft.com/office/word/2016/wordml/cid" xmlns="http://schemas.microsoft.com/office/tasks/2019/documenttasks" xmlns:cr="http://schemas.microsoft.com/office/comments/2020/reactions">
+<w:hdr xmlns:wpc="http://schemas.microsoft.com/office/word/2010/wordprocessingCanvas" xmlns:cx="http://schemas.microsoft.com/office/drawing/2014/chartex" xmlns:cx1="http://schemas.microsoft.com/office/drawing/2015/9/8/chartex" xmlns:cx2="http://schemas.microsoft.com/office/drawing/2015/10/21/chartex" xmlns:cx3="http://schemas.microsoft.com/office/drawing/2016/5/9/chartex" xmlns:cx4="http://schemas.microsoft.com/office/drawing/2016/5/10/chartex" xmlns:cx5="http://schemas.microsoft.com/office/drawing/2016/5/11/chartex" xmlns:cx6="http://schemas.microsoft.com/office/drawing/2016/5/12/chartex" xmlns:cx7="http://schemas.microsoft.com/office/drawing/2016/5/13/chartex" xmlns:cx8="http://schemas.microsoft.com/office/drawing/2016/5/14/chartex" xmlns:mc="http://schemas.openxmlformats.org/markup-compatibility/2006" xmlns:aink="http://schemas.microsoft.com/office/drawing/2016/ink" xmlns:am3d="http://schemas.microsoft.com/office/drawing/2017/model3d" xmlns:o="urn:schemas-microsoft-com:office:office" xmlns:oel="http://schemas.microsoft.com/office/2019/extlst" xmlns:r="http://schemas.openxmlformats.org/officeDocument/2006/relationships" xmlns:m="http://schemas.openxmlformats.org/officeDocument/2006/math" xmlns:v="urn:schemas-microsoft-com:vml" xmlns:wp14="http://schemas.microsoft.com/office/word/2010/wordprocessingDrawing" xmlns:wp="http://schemas.openxmlformats.org/drawingml/2006/wordprocessingDrawing" xmlns:w10="urn:schemas-microsoft-com:office:word" xmlns:w="http://schemas.openxmlformats.org/wordprocessingml/2006/main" xmlns:w14="http://schemas.microsoft.com/office/word/2010/wordml" xmlns:w15="http://schemas.microsoft.com/office/word/2012/wordml" xmlns:w16cex="http://schemas.microsoft.com/office/word/2018/wordml/cex" xmlns:w16cid="http://schemas.microsoft.com/office/word/2016/wordml/cid" xmlns:w16="http://schemas.microsoft.com/office/word/2018/wordml" xmlns:w16du="http://schemas.microsoft.com/office/word/2023/wordml/word16du" xmlns:w16sdtdh="http://schemas.microsoft.com/office/word/2020/wordml/sdtdatahash" xmlns:w16sdtfl="http://schemas.microsoft.com/office/word/2024/wordml/sdtformatlock" xmlns:w16se="http://schemas.microsoft.com/office/word/2015/wordml/symex" xmlns:wpg="http://schemas.microsoft.com/office/word/2010/wordprocessingGroup" xmlns:wpi="http://schemas.microsoft.com/office/word/2010/wordprocessingInk" xmlns:wne="http://schemas.microsoft.com/office/word/2006/wordml" xmlns:wps="http://schemas.microsoft.com/office/word/2010/wordprocessingShape" mc:Ignorable="w14 w15 w16se w16cid w16 w16cex w16sdtdh w16sdtfl w16du wp14">
   <w:p>
-    <w:pPr>
-      <w:rPr/>
-    </w:pPr>
     <w:r>
-      <w:rPr/>
-      <w:pict>
-        <v:shape id="WordPictureWatermark1" style="position:absolute;width:596.69452887538pt;height:843.75pt;rotation:0;z-index:-503316481;mso-position-horizontal-relative:margin;mso-position-horizontal:absolute;margin-left:-73.30673359978934pt;mso-position-vertical-relative:margin;mso-position-vertical:absolute;margin-top:-72.375pt;" alt="" type="#_x0000_t75">
-          <v:imagedata cropbottom="0f" cropleft="0f" cropright="0f" croptop="0f" r:id="rId1" o:title="image1.jpg"/>
+      <w:pict w14:anchorId="40EAE700">
+        <v:shapetype id="_x0000_t75" coordsize="21600,21600" o:spt="75" o:preferrelative="t" path="m@4@5l@4@11@9@11@9@5xe" filled="f" stroked="f">
+          <v:stroke joinstyle="miter"/>
+          <v:formulas>
+            <v:f eqn="if lineDrawn pixelLineWidth 0"/>
+            <v:f eqn="sum @0 1 0"/>
+            <v:f eqn="sum 0 0 @1"/>
+            <v:f eqn="prod @2 1 2"/>
+            <v:f eqn="prod @3 21600 pixelWidth"/>
+            <v:f eqn="prod @3 21600 pixelHeight"/>
+            <v:f eqn="sum @0 0 1"/>
+            <v:f eqn="prod @6 1 2"/>
+            <v:f eqn="prod @7 21600 pixelWidth"/>
+            <v:f eqn="sum @8 21600 0"/>
+            <v:f eqn="prod @7 21600 pixelHeight"/>
+            <v:f eqn="sum @10 21600 0"/>
+          </v:formulas>
+          <v:path o:extrusionok="f" gradientshapeok="t" o:connecttype="rect"/>
+          <o:lock v:ext="edit" aspectratio="t"/>
+        </v:shapetype>
+        <v:shape id="WordPictureWatermark1" o:spid="_x0000_s1025" type="#_x0000_t75" alt="" style="position:absolute;margin-left:-73.3pt;margin-top:-72.4pt;width:596.7pt;height:843.75pt;z-index:-251658752;mso-position-horizontal:absolute;mso-position-horizontal-relative:margin;mso-position-vertical:absolute;mso-position-vertical-relative:margin">
+          <v:imagedata r:id="rId1" o:title="image1"/>
+          <w10:wrap anchorx="margin" anchory="margin"/>
         </v:shape>
       </w:pict>
-    </w:r>
-    <w:r>
-      <w:rPr>
-        <w:rtl w:val="0"/>
-      </w:rPr>
     </w:r>
   </w:p>
 </w:hdr>
 </file>
 
 <file path=word/numbering.xml><?xml version="1.0" encoding="utf-8"?>
-<w:numbering xmlns:mc="http://schemas.openxmlformats.org/markup-compatibility/2006" xmlns:o="urn:schemas-microsoft-com:office:office" xmlns:r="http://schemas.openxmlformats.org/officeDocument/2006/relationships" xmlns:m="http://schemas.openxmlformats.org/officeDocument/2006/math" xmlns:v="urn:schemas-microsoft-com:vml" xmlns:wp="http://schemas.openxmlformats.org/drawingml/2006/wordprocessingDrawing" xmlns:w10="urn:schemas-microsoft-com:office:word" xmlns:w="http://schemas.openxmlformats.org/wordprocessingml/2006/main" xmlns:wne="http://schemas.microsoft.com/office/word/2006/wordml" xmlns:sl="http://schemas.openxmlformats.org/schemaLibrary/2006/main" xmlns:a="http://schemas.openxmlformats.org/drawingml/2006/main" xmlns:pic="http://schemas.openxmlformats.org/drawingml/2006/picture" xmlns:c="http://schemas.openxmlformats.org/drawingml/2006/chart" xmlns:lc="http://schemas.openxmlformats.org/drawingml/2006/lockedCanvas" xmlns:dgm="http://schemas.openxmlformats.org/drawingml/2006/diagram" xmlns:wps="http://schemas.microsoft.com/office/word/2010/wordprocessingShape" xmlns:wpg="http://schemas.microsoft.com/office/word/2010/wordprocessingGroup" xmlns:w14="http://schemas.microsoft.com/office/word/2010/wordml" xmlns:w15="http://schemas.microsoft.com/office/word/2012/wordml" xmlns:w16="http://schemas.microsoft.com/office/word/2018/wordml" xmlns:w16cex="http://schemas.microsoft.com/office/word/2018/wordml/cex" xmlns:w16cid="http://schemas.microsoft.com/office/word/2016/wordml/cid" xmlns="http://schemas.microsoft.com/office/tasks/2019/documenttasks" xmlns:cr="http://schemas.microsoft.com/office/comments/2020/reactions">
-  <w:abstractNum w:abstractNumId="1">
+<w:numbering xmlns:wpc="http://schemas.microsoft.com/office/word/2010/wordprocessingCanvas" xmlns:cx="http://schemas.microsoft.com/office/drawing/2014/chartex" xmlns:cx1="http://schemas.microsoft.com/office/drawing/2015/9/8/chartex" xmlns:cx2="http://schemas.microsoft.com/office/drawing/2015/10/21/chartex" xmlns:cx3="http://schemas.microsoft.com/office/drawing/2016/5/9/chartex" xmlns:cx4="http://schemas.microsoft.com/office/drawing/2016/5/10/chartex" xmlns:cx5="http://schemas.microsoft.com/office/drawing/2016/5/11/chartex" xmlns:cx6="http://schemas.microsoft.com/office/drawing/2016/5/12/chartex" xmlns:cx7="http://schemas.microsoft.com/office/drawing/2016/5/13/chartex" xmlns:cx8="http://schemas.microsoft.com/office/drawing/2016/5/14/chartex" xmlns:mc="http://schemas.openxmlformats.org/markup-compatibility/2006" xmlns:aink="http://schemas.microsoft.com/office/drawing/2016/ink" xmlns:am3d="http://schemas.microsoft.com/office/drawing/2017/model3d" xmlns:o="urn:schemas-microsoft-com:office:office" xmlns:oel="http://schemas.microsoft.com/office/2019/extlst" xmlns:r="http://schemas.openxmlformats.org/officeDocument/2006/relationships" xmlns:m="http://schemas.openxmlformats.org/officeDocument/2006/math" xmlns:v="urn:schemas-microsoft-com:vml" xmlns:wp14="http://schemas.microsoft.com/office/word/2010/wordprocessingDrawing" xmlns:wp="http://schemas.openxmlformats.org/drawingml/2006/wordprocessingDrawing" xmlns:w10="urn:schemas-microsoft-com:office:word" xmlns:w="http://schemas.openxmlformats.org/wordprocessingml/2006/main" xmlns:w14="http://schemas.microsoft.com/office/word/2010/wordml" xmlns:w15="http://schemas.microsoft.com/office/word/2012/wordml" xmlns:w16cex="http://schemas.microsoft.com/office/word/2018/wordml/cex" xmlns:w16cid="http://schemas.microsoft.com/office/word/2016/wordml/cid" xmlns:w16="http://schemas.microsoft.com/office/word/2018/wordml" xmlns:w16du="http://schemas.microsoft.com/office/word/2023/wordml/word16du" xmlns:w16sdtdh="http://schemas.microsoft.com/office/word/2020/wordml/sdtdatahash" xmlns:w16sdtfl="http://schemas.microsoft.com/office/word/2024/wordml/sdtformatlock" xmlns:w16se="http://schemas.microsoft.com/office/word/2015/wordml/symex" xmlns:wpg="http://schemas.microsoft.com/office/word/2010/wordprocessingGroup" xmlns:wpi="http://schemas.microsoft.com/office/word/2010/wordprocessingInk" xmlns:wne="http://schemas.microsoft.com/office/word/2006/wordml" xmlns:wps="http://schemas.microsoft.com/office/word/2010/wordprocessingShape" mc:Ignorable="w14 w15 w16se w16cid w16 w16cex w16sdtdh w16sdtfl w16du wp14">
+  <w:abstractNum w:abstractNumId="0" w15:restartNumberingAfterBreak="0">
+    <w:nsid w:val="50372730"/>
+    <w:multiLevelType w:val="multilevel"/>
+    <w:tmpl w:val="509E36AE"/>
     <w:lvl w:ilvl="0">
       <w:start w:val="1"/>
       <w:numFmt w:val="decimal"/>
@@ -793,21 +1017,21 @@
       </w:rPr>
     </w:lvl>
   </w:abstractNum>
-  <w:num w:numId="1">
-    <w:abstractNumId w:val="1"/>
+  <w:num w:numId="1" w16cid:durableId="1981375692">
+    <w:abstractNumId w:val="0"/>
   </w:num>
 </w:numbering>
 </file>
 
 <file path=word/styles.xml><?xml version="1.0" encoding="utf-8"?>
-<w:styles xmlns:mc="http://schemas.openxmlformats.org/markup-compatibility/2006" xmlns:o="urn:schemas-microsoft-com:office:office" xmlns:r="http://schemas.openxmlformats.org/officeDocument/2006/relationships" xmlns:m="http://schemas.openxmlformats.org/officeDocument/2006/math" xmlns:v="urn:schemas-microsoft-com:vml" xmlns:wp="http://schemas.openxmlformats.org/drawingml/2006/wordprocessingDrawing" xmlns:w10="urn:schemas-microsoft-com:office:word" xmlns:w="http://schemas.openxmlformats.org/wordprocessingml/2006/main" xmlns:wne="http://schemas.microsoft.com/office/word/2006/wordml" xmlns:sl="http://schemas.openxmlformats.org/schemaLibrary/2006/main" xmlns:a="http://schemas.openxmlformats.org/drawingml/2006/main" xmlns:pic="http://schemas.openxmlformats.org/drawingml/2006/picture" xmlns:c="http://schemas.openxmlformats.org/drawingml/2006/chart" xmlns:lc="http://schemas.openxmlformats.org/drawingml/2006/lockedCanvas" xmlns:dgm="http://schemas.openxmlformats.org/drawingml/2006/diagram" xmlns:wps="http://schemas.microsoft.com/office/word/2010/wordprocessingShape" xmlns:wpg="http://schemas.microsoft.com/office/word/2010/wordprocessingGroup" xmlns:w14="http://schemas.microsoft.com/office/word/2010/wordml" xmlns:w15="http://schemas.microsoft.com/office/word/2012/wordml" xmlns:w16="http://schemas.microsoft.com/office/word/2018/wordml" xmlns:w16cex="http://schemas.microsoft.com/office/word/2018/wordml/cex" xmlns:w16cid="http://schemas.microsoft.com/office/word/2016/wordml/cid" xmlns="http://schemas.microsoft.com/office/tasks/2019/documenttasks" xmlns:cr="http://schemas.microsoft.com/office/comments/2020/reactions">
+<w:styles xmlns:mc="http://schemas.openxmlformats.org/markup-compatibility/2006" xmlns:r="http://schemas.openxmlformats.org/officeDocument/2006/relationships" xmlns:w="http://schemas.openxmlformats.org/wordprocessingml/2006/main" xmlns:w14="http://schemas.microsoft.com/office/word/2010/wordml" xmlns:w15="http://schemas.microsoft.com/office/word/2012/wordml" xmlns:w16cex="http://schemas.microsoft.com/office/word/2018/wordml/cex" xmlns:w16cid="http://schemas.microsoft.com/office/word/2016/wordml/cid" xmlns:w16="http://schemas.microsoft.com/office/word/2018/wordml" xmlns:w16du="http://schemas.microsoft.com/office/word/2023/wordml/word16du" xmlns:w16sdtdh="http://schemas.microsoft.com/office/word/2020/wordml/sdtdatahash" xmlns:w16sdtfl="http://schemas.microsoft.com/office/word/2024/wordml/sdtformatlock" xmlns:w16se="http://schemas.microsoft.com/office/word/2015/wordml/symex" mc:Ignorable="w14 w15 w16se w16cid w16 w16cex w16sdtdh w16sdtfl w16du">
   <w:docDefaults>
     <w:rPrDefault>
       <w:rPr>
-        <w:rFonts w:ascii="Arial" w:cs="Arial" w:eastAsia="Arial" w:hAnsi="Arial"/>
+        <w:rFonts w:ascii="Arial" w:eastAsia="Arial" w:hAnsi="Arial" w:cs="Arial"/>
         <w:sz w:val="22"/>
         <w:szCs w:val="22"/>
-        <w:lang w:val="pt_BR"/>
+        <w:lang w:val="pt-BR" w:eastAsia="pt-BR" w:bidi="ar-SA"/>
       </w:rPr>
     </w:rPrDefault>
     <w:pPrDefault>
@@ -816,79 +1040,457 @@
       </w:pPr>
     </w:pPrDefault>
   </w:docDefaults>
-  <w:style w:type="table" w:styleId="TableNormal" w:default="1">
-    <w:name w:val="TableNormal"/>
-    <w:tblPr>
-      <w:tblCellMar>
-        <w:top w:w="100.0" w:type="dxa"/>
-        <w:left w:w="100.0" w:type="dxa"/>
-        <w:bottom w:w="100.0" w:type="dxa"/>
-        <w:right w:w="100.0" w:type="dxa"/>
-      </w:tblCellMar>
-    </w:tblPr>
+  <w:latentStyles w:defLockedState="0" w:defUIPriority="99" w:defSemiHidden="0" w:defUnhideWhenUsed="0" w:defQFormat="0" w:count="376">
+    <w:lsdException w:name="Normal" w:uiPriority="0" w:qFormat="1"/>
+    <w:lsdException w:name="heading 1" w:uiPriority="9" w:qFormat="1"/>
+    <w:lsdException w:name="heading 2" w:semiHidden="1" w:uiPriority="9" w:unhideWhenUsed="1" w:qFormat="1"/>
+    <w:lsdException w:name="heading 3" w:semiHidden="1" w:uiPriority="9" w:unhideWhenUsed="1" w:qFormat="1"/>
+    <w:lsdException w:name="heading 4" w:semiHidden="1" w:uiPriority="9" w:unhideWhenUsed="1" w:qFormat="1"/>
+    <w:lsdException w:name="heading 5" w:semiHidden="1" w:uiPriority="9" w:unhideWhenUsed="1" w:qFormat="1"/>
+    <w:lsdException w:name="heading 6" w:semiHidden="1" w:uiPriority="9" w:unhideWhenUsed="1" w:qFormat="1"/>
+    <w:lsdException w:name="heading 7" w:semiHidden="1" w:uiPriority="9" w:unhideWhenUsed="1" w:qFormat="1"/>
+    <w:lsdException w:name="heading 8" w:semiHidden="1" w:uiPriority="9" w:unhideWhenUsed="1" w:qFormat="1"/>
+    <w:lsdException w:name="heading 9" w:semiHidden="1" w:uiPriority="9" w:unhideWhenUsed="1" w:qFormat="1"/>
+    <w:lsdException w:name="index 1" w:semiHidden="1" w:unhideWhenUsed="1"/>
+    <w:lsdException w:name="index 2" w:semiHidden="1" w:unhideWhenUsed="1"/>
+    <w:lsdException w:name="index 3" w:semiHidden="1" w:unhideWhenUsed="1"/>
+    <w:lsdException w:name="index 4" w:semiHidden="1" w:unhideWhenUsed="1"/>
+    <w:lsdException w:name="index 5" w:semiHidden="1" w:unhideWhenUsed="1"/>
+    <w:lsdException w:name="index 6" w:semiHidden="1" w:unhideWhenUsed="1"/>
+    <w:lsdException w:name="index 7" w:semiHidden="1" w:unhideWhenUsed="1"/>
+    <w:lsdException w:name="index 8" w:semiHidden="1" w:unhideWhenUsed="1"/>
+    <w:lsdException w:name="index 9" w:semiHidden="1" w:unhideWhenUsed="1"/>
+    <w:lsdException w:name="toc 1" w:semiHidden="1" w:uiPriority="39" w:unhideWhenUsed="1"/>
+    <w:lsdException w:name="toc 2" w:semiHidden="1" w:uiPriority="39" w:unhideWhenUsed="1"/>
+    <w:lsdException w:name="toc 3" w:semiHidden="1" w:uiPriority="39" w:unhideWhenUsed="1"/>
+    <w:lsdException w:name="toc 4" w:semiHidden="1" w:uiPriority="39" w:unhideWhenUsed="1"/>
+    <w:lsdException w:name="toc 5" w:semiHidden="1" w:uiPriority="39" w:unhideWhenUsed="1"/>
+    <w:lsdException w:name="toc 6" w:semiHidden="1" w:uiPriority="39" w:unhideWhenUsed="1"/>
+    <w:lsdException w:name="toc 7" w:semiHidden="1" w:uiPriority="39" w:unhideWhenUsed="1"/>
+    <w:lsdException w:name="toc 8" w:semiHidden="1" w:uiPriority="39" w:unhideWhenUsed="1"/>
+    <w:lsdException w:name="toc 9" w:semiHidden="1" w:uiPriority="39" w:unhideWhenUsed="1"/>
+    <w:lsdException w:name="Normal Indent" w:semiHidden="1" w:unhideWhenUsed="1"/>
+    <w:lsdException w:name="footnote text" w:semiHidden="1" w:unhideWhenUsed="1"/>
+    <w:lsdException w:name="annotation text" w:semiHidden="1" w:unhideWhenUsed="1"/>
+    <w:lsdException w:name="header" w:semiHidden="1" w:unhideWhenUsed="1"/>
+    <w:lsdException w:name="footer" w:semiHidden="1" w:unhideWhenUsed="1"/>
+    <w:lsdException w:name="index heading" w:semiHidden="1" w:unhideWhenUsed="1"/>
+    <w:lsdException w:name="caption" w:semiHidden="1" w:uiPriority="35" w:unhideWhenUsed="1" w:qFormat="1"/>
+    <w:lsdException w:name="table of figures" w:semiHidden="1" w:unhideWhenUsed="1"/>
+    <w:lsdException w:name="envelope address" w:semiHidden="1" w:unhideWhenUsed="1"/>
+    <w:lsdException w:name="envelope return" w:semiHidden="1" w:unhideWhenUsed="1"/>
+    <w:lsdException w:name="footnote reference" w:semiHidden="1" w:unhideWhenUsed="1"/>
+    <w:lsdException w:name="annotation reference" w:semiHidden="1" w:unhideWhenUsed="1"/>
+    <w:lsdException w:name="line number" w:semiHidden="1" w:unhideWhenUsed="1"/>
+    <w:lsdException w:name="page number" w:semiHidden="1" w:unhideWhenUsed="1"/>
+    <w:lsdException w:name="endnote reference" w:semiHidden="1" w:unhideWhenUsed="1"/>
+    <w:lsdException w:name="endnote text" w:semiHidden="1" w:unhideWhenUsed="1"/>
+    <w:lsdException w:name="table of authorities" w:semiHidden="1" w:unhideWhenUsed="1"/>
+    <w:lsdException w:name="macro" w:semiHidden="1" w:unhideWhenUsed="1"/>
+    <w:lsdException w:name="toa heading" w:semiHidden="1" w:unhideWhenUsed="1"/>
+    <w:lsdException w:name="List" w:semiHidden="1" w:unhideWhenUsed="1"/>
+    <w:lsdException w:name="List Bullet" w:semiHidden="1" w:unhideWhenUsed="1"/>
+    <w:lsdException w:name="List Number" w:semiHidden="1" w:unhideWhenUsed="1"/>
+    <w:lsdException w:name="List 2" w:semiHidden="1" w:unhideWhenUsed="1"/>
+    <w:lsdException w:name="List 3" w:semiHidden="1" w:unhideWhenUsed="1"/>
+    <w:lsdException w:name="List 4" w:semiHidden="1" w:unhideWhenUsed="1"/>
+    <w:lsdException w:name="List 5" w:semiHidden="1" w:unhideWhenUsed="1"/>
+    <w:lsdException w:name="List Bullet 2" w:semiHidden="1" w:unhideWhenUsed="1"/>
+    <w:lsdException w:name="List Bullet 3" w:semiHidden="1" w:unhideWhenUsed="1"/>
+    <w:lsdException w:name="List Bullet 4" w:semiHidden="1" w:unhideWhenUsed="1"/>
+    <w:lsdException w:name="List Bullet 5" w:semiHidden="1" w:unhideWhenUsed="1"/>
+    <w:lsdException w:name="List Number 2" w:semiHidden="1" w:unhideWhenUsed="1"/>
+    <w:lsdException w:name="List Number 3" w:semiHidden="1" w:unhideWhenUsed="1"/>
+    <w:lsdException w:name="List Number 4" w:semiHidden="1" w:unhideWhenUsed="1"/>
+    <w:lsdException w:name="List Number 5" w:semiHidden="1" w:unhideWhenUsed="1"/>
+    <w:lsdException w:name="Title" w:uiPriority="10" w:qFormat="1"/>
+    <w:lsdException w:name="Closing" w:semiHidden="1" w:unhideWhenUsed="1"/>
+    <w:lsdException w:name="Signature" w:semiHidden="1" w:unhideWhenUsed="1"/>
+    <w:lsdException w:name="Default Paragraph Font" w:semiHidden="1" w:uiPriority="1" w:unhideWhenUsed="1"/>
+    <w:lsdException w:name="Body Text" w:semiHidden="1" w:unhideWhenUsed="1"/>
+    <w:lsdException w:name="Body Text Indent" w:semiHidden="1" w:unhideWhenUsed="1"/>
+    <w:lsdException w:name="List Continue" w:semiHidden="1" w:unhideWhenUsed="1"/>
+    <w:lsdException w:name="List Continue 2" w:semiHidden="1" w:unhideWhenUsed="1"/>
+    <w:lsdException w:name="List Continue 3" w:semiHidden="1" w:unhideWhenUsed="1"/>
+    <w:lsdException w:name="List Continue 4" w:semiHidden="1" w:unhideWhenUsed="1"/>
+    <w:lsdException w:name="List Continue 5" w:semiHidden="1" w:unhideWhenUsed="1"/>
+    <w:lsdException w:name="Message Header" w:semiHidden="1" w:unhideWhenUsed="1"/>
+    <w:lsdException w:name="Subtitle" w:uiPriority="11" w:qFormat="1"/>
+    <w:lsdException w:name="Salutation" w:semiHidden="1" w:unhideWhenUsed="1"/>
+    <w:lsdException w:name="Date" w:semiHidden="1" w:unhideWhenUsed="1"/>
+    <w:lsdException w:name="Body Text First Indent" w:semiHidden="1" w:unhideWhenUsed="1"/>
+    <w:lsdException w:name="Body Text First Indent 2" w:semiHidden="1" w:unhideWhenUsed="1"/>
+    <w:lsdException w:name="Note Heading" w:semiHidden="1" w:unhideWhenUsed="1"/>
+    <w:lsdException w:name="Body Text 2" w:semiHidden="1" w:unhideWhenUsed="1"/>
+    <w:lsdException w:name="Body Text 3" w:semiHidden="1" w:unhideWhenUsed="1"/>
+    <w:lsdException w:name="Body Text Indent 2" w:semiHidden="1" w:unhideWhenUsed="1"/>
+    <w:lsdException w:name="Body Text Indent 3" w:semiHidden="1" w:unhideWhenUsed="1"/>
+    <w:lsdException w:name="Block Text" w:semiHidden="1" w:unhideWhenUsed="1"/>
+    <w:lsdException w:name="Hyperlink" w:semiHidden="1" w:unhideWhenUsed="1"/>
+    <w:lsdException w:name="FollowedHyperlink" w:semiHidden="1" w:unhideWhenUsed="1"/>
+    <w:lsdException w:name="Strong" w:uiPriority="22" w:qFormat="1"/>
+    <w:lsdException w:name="Emphasis" w:uiPriority="20" w:qFormat="1"/>
+    <w:lsdException w:name="Document Map" w:semiHidden="1" w:unhideWhenUsed="1"/>
+    <w:lsdException w:name="Plain Text" w:semiHidden="1" w:unhideWhenUsed="1"/>
+    <w:lsdException w:name="E-mail Signature" w:semiHidden="1" w:unhideWhenUsed="1"/>
+    <w:lsdException w:name="HTML Top of Form" w:semiHidden="1" w:unhideWhenUsed="1"/>
+    <w:lsdException w:name="HTML Bottom of Form" w:semiHidden="1" w:unhideWhenUsed="1"/>
+    <w:lsdException w:name="Normal (Web)" w:semiHidden="1" w:unhideWhenUsed="1"/>
+    <w:lsdException w:name="HTML Acronym" w:semiHidden="1" w:unhideWhenUsed="1"/>
+    <w:lsdException w:name="HTML Address" w:semiHidden="1" w:unhideWhenUsed="1"/>
+    <w:lsdException w:name="HTML Cite" w:semiHidden="1" w:unhideWhenUsed="1"/>
+    <w:lsdException w:name="HTML Code" w:semiHidden="1" w:unhideWhenUsed="1"/>
+    <w:lsdException w:name="HTML Definition" w:semiHidden="1" w:unhideWhenUsed="1"/>
+    <w:lsdException w:name="HTML Keyboard" w:semiHidden="1" w:unhideWhenUsed="1"/>
+    <w:lsdException w:name="HTML Preformatted" w:semiHidden="1" w:unhideWhenUsed="1"/>
+    <w:lsdException w:name="HTML Sample" w:semiHidden="1" w:unhideWhenUsed="1"/>
+    <w:lsdException w:name="HTML Typewriter" w:semiHidden="1" w:unhideWhenUsed="1"/>
+    <w:lsdException w:name="HTML Variable" w:semiHidden="1" w:unhideWhenUsed="1"/>
+    <w:lsdException w:name="Normal Table" w:semiHidden="1" w:unhideWhenUsed="1"/>
+    <w:lsdException w:name="annotation subject" w:semiHidden="1" w:unhideWhenUsed="1"/>
+    <w:lsdException w:name="No List" w:semiHidden="1" w:unhideWhenUsed="1"/>
+    <w:lsdException w:name="Outline List 1" w:semiHidden="1" w:unhideWhenUsed="1"/>
+    <w:lsdException w:name="Outline List 2" w:semiHidden="1" w:unhideWhenUsed="1"/>
+    <w:lsdException w:name="Outline List 3" w:semiHidden="1" w:unhideWhenUsed="1"/>
+    <w:lsdException w:name="Table Simple 1" w:semiHidden="1" w:unhideWhenUsed="1"/>
+    <w:lsdException w:name="Table Simple 2" w:semiHidden="1" w:unhideWhenUsed="1"/>
+    <w:lsdException w:name="Table Simple 3" w:semiHidden="1" w:unhideWhenUsed="1"/>
+    <w:lsdException w:name="Table Classic 1" w:semiHidden="1" w:unhideWhenUsed="1"/>
+    <w:lsdException w:name="Table Classic 2" w:semiHidden="1" w:unhideWhenUsed="1"/>
+    <w:lsdException w:name="Table Classic 3" w:semiHidden="1" w:unhideWhenUsed="1"/>
+    <w:lsdException w:name="Table Classic 4" w:semiHidden="1" w:unhideWhenUsed="1"/>
+    <w:lsdException w:name="Table Colorful 1" w:semiHidden="1" w:unhideWhenUsed="1"/>
+    <w:lsdException w:name="Table Colorful 2" w:semiHidden="1" w:unhideWhenUsed="1"/>
+    <w:lsdException w:name="Table Colorful 3" w:semiHidden="1" w:unhideWhenUsed="1"/>
+    <w:lsdException w:name="Table Columns 1" w:semiHidden="1" w:unhideWhenUsed="1"/>
+    <w:lsdException w:name="Table Columns 2" w:semiHidden="1" w:unhideWhenUsed="1"/>
+    <w:lsdException w:name="Table Columns 3" w:semiHidden="1" w:unhideWhenUsed="1"/>
+    <w:lsdException w:name="Table Columns 4" w:semiHidden="1" w:unhideWhenUsed="1"/>
+    <w:lsdException w:name="Table Columns 5" w:semiHidden="1" w:unhideWhenUsed="1"/>
+    <w:lsdException w:name="Table Grid 1" w:semiHidden="1" w:unhideWhenUsed="1"/>
+    <w:lsdException w:name="Table Grid 2" w:semiHidden="1" w:unhideWhenUsed="1"/>
+    <w:lsdException w:name="Table Grid 3" w:semiHidden="1" w:unhideWhenUsed="1"/>
+    <w:lsdException w:name="Table Grid 4" w:semiHidden="1" w:unhideWhenUsed="1"/>
+    <w:lsdException w:name="Table Grid 5" w:semiHidden="1" w:unhideWhenUsed="1"/>
+    <w:lsdException w:name="Table Grid 6" w:semiHidden="1" w:unhideWhenUsed="1"/>
+    <w:lsdException w:name="Table Grid 7" w:semiHidden="1" w:unhideWhenUsed="1"/>
+    <w:lsdException w:name="Table Grid 8" w:semiHidden="1" w:unhideWhenUsed="1"/>
+    <w:lsdException w:name="Table List 1" w:semiHidden="1" w:unhideWhenUsed="1"/>
+    <w:lsdException w:name="Table List 2" w:semiHidden="1" w:unhideWhenUsed="1"/>
+    <w:lsdException w:name="Table List 3" w:semiHidden="1" w:unhideWhenUsed="1"/>
+    <w:lsdException w:name="Table List 4" w:semiHidden="1" w:unhideWhenUsed="1"/>
+    <w:lsdException w:name="Table List 5" w:semiHidden="1" w:unhideWhenUsed="1"/>
+    <w:lsdException w:name="Table List 6" w:semiHidden="1" w:unhideWhenUsed="1"/>
+    <w:lsdException w:name="Table List 7" w:semiHidden="1" w:unhideWhenUsed="1"/>
+    <w:lsdException w:name="Table List 8" w:semiHidden="1" w:unhideWhenUsed="1"/>
+    <w:lsdException w:name="Table 3D effects 1" w:semiHidden="1" w:unhideWhenUsed="1"/>
+    <w:lsdException w:name="Table 3D effects 2" w:semiHidden="1" w:unhideWhenUsed="1"/>
+    <w:lsdException w:name="Table 3D effects 3" w:semiHidden="1" w:unhideWhenUsed="1"/>
+    <w:lsdException w:name="Table Contemporary" w:semiHidden="1" w:unhideWhenUsed="1"/>
+    <w:lsdException w:name="Table Elegant" w:semiHidden="1" w:unhideWhenUsed="1"/>
+    <w:lsdException w:name="Table Professional" w:semiHidden="1" w:unhideWhenUsed="1"/>
+    <w:lsdException w:name="Table Subtle 1" w:semiHidden="1" w:unhideWhenUsed="1"/>
+    <w:lsdException w:name="Table Subtle 2" w:semiHidden="1" w:unhideWhenUsed="1"/>
+    <w:lsdException w:name="Table Web 1" w:semiHidden="1" w:unhideWhenUsed="1"/>
+    <w:lsdException w:name="Table Web 2" w:semiHidden="1" w:unhideWhenUsed="1"/>
+    <w:lsdException w:name="Table Web 3" w:semiHidden="1" w:unhideWhenUsed="1"/>
+    <w:lsdException w:name="Balloon Text" w:semiHidden="1" w:unhideWhenUsed="1"/>
+    <w:lsdException w:name="Table Grid" w:uiPriority="39"/>
+    <w:lsdException w:name="Table Theme" w:semiHidden="1" w:unhideWhenUsed="1"/>
+    <w:lsdException w:name="Placeholder Text" w:semiHidden="1"/>
+    <w:lsdException w:name="No Spacing" w:uiPriority="1" w:qFormat="1"/>
+    <w:lsdException w:name="Light Shading" w:uiPriority="60"/>
+    <w:lsdException w:name="Light List" w:uiPriority="61"/>
+    <w:lsdException w:name="Light Grid" w:uiPriority="62"/>
+    <w:lsdException w:name="Medium Shading 1" w:uiPriority="63"/>
+    <w:lsdException w:name="Medium Shading 2" w:uiPriority="64"/>
+    <w:lsdException w:name="Medium List 1" w:uiPriority="65"/>
+    <w:lsdException w:name="Medium List 2" w:uiPriority="66"/>
+    <w:lsdException w:name="Medium Grid 1" w:uiPriority="67"/>
+    <w:lsdException w:name="Medium Grid 2" w:uiPriority="68"/>
+    <w:lsdException w:name="Medium Grid 3" w:uiPriority="69"/>
+    <w:lsdException w:name="Dark List" w:uiPriority="70"/>
+    <w:lsdException w:name="Colorful Shading" w:uiPriority="71"/>
+    <w:lsdException w:name="Colorful List" w:uiPriority="72"/>
+    <w:lsdException w:name="Colorful Grid" w:uiPriority="73"/>
+    <w:lsdException w:name="Light Shading Accent 1" w:uiPriority="60"/>
+    <w:lsdException w:name="Light List Accent 1" w:uiPriority="61"/>
+    <w:lsdException w:name="Light Grid Accent 1" w:uiPriority="62"/>
+    <w:lsdException w:name="Medium Shading 1 Accent 1" w:uiPriority="63"/>
+    <w:lsdException w:name="Medium Shading 2 Accent 1" w:uiPriority="64"/>
+    <w:lsdException w:name="Medium List 1 Accent 1" w:uiPriority="65"/>
+    <w:lsdException w:name="Revision" w:semiHidden="1"/>
+    <w:lsdException w:name="List Paragraph" w:uiPriority="34" w:qFormat="1"/>
+    <w:lsdException w:name="Quote" w:uiPriority="29" w:qFormat="1"/>
+    <w:lsdException w:name="Intense Quote" w:uiPriority="30" w:qFormat="1"/>
+    <w:lsdException w:name="Medium List 2 Accent 1" w:uiPriority="66"/>
+    <w:lsdException w:name="Medium Grid 1 Accent 1" w:uiPriority="67"/>
+    <w:lsdException w:name="Medium Grid 2 Accent 1" w:uiPriority="68"/>
+    <w:lsdException w:name="Medium Grid 3 Accent 1" w:uiPriority="69"/>
+    <w:lsdException w:name="Dark List Accent 1" w:uiPriority="70"/>
+    <w:lsdException w:name="Colorful Shading Accent 1" w:uiPriority="71"/>
+    <w:lsdException w:name="Colorful List Accent 1" w:uiPriority="72"/>
+    <w:lsdException w:name="Colorful Grid Accent 1" w:uiPriority="73"/>
+    <w:lsdException w:name="Light Shading Accent 2" w:uiPriority="60"/>
+    <w:lsdException w:name="Light List Accent 2" w:uiPriority="61"/>
+    <w:lsdException w:name="Light Grid Accent 2" w:uiPriority="62"/>
+    <w:lsdException w:name="Medium Shading 1 Accent 2" w:uiPriority="63"/>
+    <w:lsdException w:name="Medium Shading 2 Accent 2" w:uiPriority="64"/>
+    <w:lsdException w:name="Medium List 1 Accent 2" w:uiPriority="65"/>
+    <w:lsdException w:name="Medium List 2 Accent 2" w:uiPriority="66"/>
+    <w:lsdException w:name="Medium Grid 1 Accent 2" w:uiPriority="67"/>
+    <w:lsdException w:name="Medium Grid 2 Accent 2" w:uiPriority="68"/>
+    <w:lsdException w:name="Medium Grid 3 Accent 2" w:uiPriority="69"/>
+    <w:lsdException w:name="Dark List Accent 2" w:uiPriority="70"/>
+    <w:lsdException w:name="Colorful Shading Accent 2" w:uiPriority="71"/>
+    <w:lsdException w:name="Colorful List Accent 2" w:uiPriority="72"/>
+    <w:lsdException w:name="Colorful Grid Accent 2" w:uiPriority="73"/>
+    <w:lsdException w:name="Light Shading Accent 3" w:uiPriority="60"/>
+    <w:lsdException w:name="Light List Accent 3" w:uiPriority="61"/>
+    <w:lsdException w:name="Light Grid Accent 3" w:uiPriority="62"/>
+    <w:lsdException w:name="Medium Shading 1 Accent 3" w:uiPriority="63"/>
+    <w:lsdException w:name="Medium Shading 2 Accent 3" w:uiPriority="64"/>
+    <w:lsdException w:name="Medium List 1 Accent 3" w:uiPriority="65"/>
+    <w:lsdException w:name="Medium List 2 Accent 3" w:uiPriority="66"/>
+    <w:lsdException w:name="Medium Grid 1 Accent 3" w:uiPriority="67"/>
+    <w:lsdException w:name="Medium Grid 2 Accent 3" w:uiPriority="68"/>
+    <w:lsdException w:name="Medium Grid 3 Accent 3" w:uiPriority="69"/>
+    <w:lsdException w:name="Dark List Accent 3" w:uiPriority="70"/>
+    <w:lsdException w:name="Colorful Shading Accent 3" w:uiPriority="71"/>
+    <w:lsdException w:name="Colorful List Accent 3" w:uiPriority="72"/>
+    <w:lsdException w:name="Colorful Grid Accent 3" w:uiPriority="73"/>
+    <w:lsdException w:name="Light Shading Accent 4" w:uiPriority="60"/>
+    <w:lsdException w:name="Light List Accent 4" w:uiPriority="61"/>
+    <w:lsdException w:name="Light Grid Accent 4" w:uiPriority="62"/>
+    <w:lsdException w:name="Medium Shading 1 Accent 4" w:uiPriority="63"/>
+    <w:lsdException w:name="Medium Shading 2 Accent 4" w:uiPriority="64"/>
+    <w:lsdException w:name="Medium List 1 Accent 4" w:uiPriority="65"/>
+    <w:lsdException w:name="Medium List 2 Accent 4" w:uiPriority="66"/>
+    <w:lsdException w:name="Medium Grid 1 Accent 4" w:uiPriority="67"/>
+    <w:lsdException w:name="Medium Grid 2 Accent 4" w:uiPriority="68"/>
+    <w:lsdException w:name="Medium Grid 3 Accent 4" w:uiPriority="69"/>
+    <w:lsdException w:name="Dark List Accent 4" w:uiPriority="70"/>
+    <w:lsdException w:name="Colorful Shading Accent 4" w:uiPriority="71"/>
+    <w:lsdException w:name="Colorful List Accent 4" w:uiPriority="72"/>
+    <w:lsdException w:name="Colorful Grid Accent 4" w:uiPriority="73"/>
+    <w:lsdException w:name="Light Shading Accent 5" w:uiPriority="60"/>
+    <w:lsdException w:name="Light List Accent 5" w:uiPriority="61"/>
+    <w:lsdException w:name="Light Grid Accent 5" w:uiPriority="62"/>
+    <w:lsdException w:name="Medium Shading 1 Accent 5" w:uiPriority="63"/>
+    <w:lsdException w:name="Medium Shading 2 Accent 5" w:uiPriority="64"/>
+    <w:lsdException w:name="Medium List 1 Accent 5" w:uiPriority="65"/>
+    <w:lsdException w:name="Medium List 2 Accent 5" w:uiPriority="66"/>
+    <w:lsdException w:name="Medium Grid 1 Accent 5" w:uiPriority="67"/>
+    <w:lsdException w:name="Medium Grid 2 Accent 5" w:uiPriority="68"/>
+    <w:lsdException w:name="Medium Grid 3 Accent 5" w:uiPriority="69"/>
+    <w:lsdException w:name="Dark List Accent 5" w:uiPriority="70"/>
+    <w:lsdException w:name="Colorful Shading Accent 5" w:uiPriority="71"/>
+    <w:lsdException w:name="Colorful List Accent 5" w:uiPriority="72"/>
+    <w:lsdException w:name="Colorful Grid Accent 5" w:uiPriority="73"/>
+    <w:lsdException w:name="Light Shading Accent 6" w:uiPriority="60"/>
+    <w:lsdException w:name="Light List Accent 6" w:uiPriority="61"/>
+    <w:lsdException w:name="Light Grid Accent 6" w:uiPriority="62"/>
+    <w:lsdException w:name="Medium Shading 1 Accent 6" w:uiPriority="63"/>
+    <w:lsdException w:name="Medium Shading 2 Accent 6" w:uiPriority="64"/>
+    <w:lsdException w:name="Medium List 1 Accent 6" w:uiPriority="65"/>
+    <w:lsdException w:name="Medium List 2 Accent 6" w:uiPriority="66"/>
+    <w:lsdException w:name="Medium Grid 1 Accent 6" w:uiPriority="67"/>
+    <w:lsdException w:name="Medium Grid 2 Accent 6" w:uiPriority="68"/>
+    <w:lsdException w:name="Medium Grid 3 Accent 6" w:uiPriority="69"/>
+    <w:lsdException w:name="Dark List Accent 6" w:uiPriority="70"/>
+    <w:lsdException w:name="Colorful Shading Accent 6" w:uiPriority="71"/>
+    <w:lsdException w:name="Colorful List Accent 6" w:uiPriority="72"/>
+    <w:lsdException w:name="Colorful Grid Accent 6" w:uiPriority="73"/>
+    <w:lsdException w:name="Subtle Emphasis" w:uiPriority="19" w:qFormat="1"/>
+    <w:lsdException w:name="Intense Emphasis" w:uiPriority="21" w:qFormat="1"/>
+    <w:lsdException w:name="Subtle Reference" w:uiPriority="31" w:qFormat="1"/>
+    <w:lsdException w:name="Intense Reference" w:uiPriority="32" w:qFormat="1"/>
+    <w:lsdException w:name="Book Title" w:uiPriority="33" w:qFormat="1"/>
+    <w:lsdException w:name="Bibliography" w:semiHidden="1" w:uiPriority="37" w:unhideWhenUsed="1"/>
+    <w:lsdException w:name="TOC Heading" w:semiHidden="1" w:uiPriority="39" w:unhideWhenUsed="1" w:qFormat="1"/>
+    <w:lsdException w:name="Plain Table 1" w:uiPriority="41"/>
+    <w:lsdException w:name="Plain Table 2" w:uiPriority="42"/>
+    <w:lsdException w:name="Plain Table 3" w:uiPriority="43"/>
+    <w:lsdException w:name="Plain Table 4" w:uiPriority="44"/>
+    <w:lsdException w:name="Plain Table 5" w:uiPriority="45"/>
+    <w:lsdException w:name="Grid Table Light" w:uiPriority="40"/>
+    <w:lsdException w:name="Grid Table 1 Light" w:uiPriority="46"/>
+    <w:lsdException w:name="Grid Table 2" w:uiPriority="47"/>
+    <w:lsdException w:name="Grid Table 3" w:uiPriority="48"/>
+    <w:lsdException w:name="Grid Table 4" w:uiPriority="49"/>
+    <w:lsdException w:name="Grid Table 5 Dark" w:uiPriority="50"/>
+    <w:lsdException w:name="Grid Table 6 Colorful" w:uiPriority="51"/>
+    <w:lsdException w:name="Grid Table 7 Colorful" w:uiPriority="52"/>
+    <w:lsdException w:name="Grid Table 1 Light Accent 1" w:uiPriority="46"/>
+    <w:lsdException w:name="Grid Table 2 Accent 1" w:uiPriority="47"/>
+    <w:lsdException w:name="Grid Table 3 Accent 1" w:uiPriority="48"/>
+    <w:lsdException w:name="Grid Table 4 Accent 1" w:uiPriority="49"/>
+    <w:lsdException w:name="Grid Table 5 Dark Accent 1" w:uiPriority="50"/>
+    <w:lsdException w:name="Grid Table 6 Colorful Accent 1" w:uiPriority="51"/>
+    <w:lsdException w:name="Grid Table 7 Colorful Accent 1" w:uiPriority="52"/>
+    <w:lsdException w:name="Grid Table 1 Light Accent 2" w:uiPriority="46"/>
+    <w:lsdException w:name="Grid Table 2 Accent 2" w:uiPriority="47"/>
+    <w:lsdException w:name="Grid Table 3 Accent 2" w:uiPriority="48"/>
+    <w:lsdException w:name="Grid Table 4 Accent 2" w:uiPriority="49"/>
+    <w:lsdException w:name="Grid Table 5 Dark Accent 2" w:uiPriority="50"/>
+    <w:lsdException w:name="Grid Table 6 Colorful Accent 2" w:uiPriority="51"/>
+    <w:lsdException w:name="Grid Table 7 Colorful Accent 2" w:uiPriority="52"/>
+    <w:lsdException w:name="Grid Table 1 Light Accent 3" w:uiPriority="46"/>
+    <w:lsdException w:name="Grid Table 2 Accent 3" w:uiPriority="47"/>
+    <w:lsdException w:name="Grid Table 3 Accent 3" w:uiPriority="48"/>
+    <w:lsdException w:name="Grid Table 4 Accent 3" w:uiPriority="49"/>
+    <w:lsdException w:name="Grid Table 5 Dark Accent 3" w:uiPriority="50"/>
+    <w:lsdException w:name="Grid Table 6 Colorful Accent 3" w:uiPriority="51"/>
+    <w:lsdException w:name="Grid Table 7 Colorful Accent 3" w:uiPriority="52"/>
+    <w:lsdException w:name="Grid Table 1 Light Accent 4" w:uiPriority="46"/>
+    <w:lsdException w:name="Grid Table 2 Accent 4" w:uiPriority="47"/>
+    <w:lsdException w:name="Grid Table 3 Accent 4" w:uiPriority="48"/>
+    <w:lsdException w:name="Grid Table 4 Accent 4" w:uiPriority="49"/>
+    <w:lsdException w:name="Grid Table 5 Dark Accent 4" w:uiPriority="50"/>
+    <w:lsdException w:name="Grid Table 6 Colorful Accent 4" w:uiPriority="51"/>
+    <w:lsdException w:name="Grid Table 7 Colorful Accent 4" w:uiPriority="52"/>
+    <w:lsdException w:name="Grid Table 1 Light Accent 5" w:uiPriority="46"/>
+    <w:lsdException w:name="Grid Table 2 Accent 5" w:uiPriority="47"/>
+    <w:lsdException w:name="Grid Table 3 Accent 5" w:uiPriority="48"/>
+    <w:lsdException w:name="Grid Table 4 Accent 5" w:uiPriority="49"/>
+    <w:lsdException w:name="Grid Table 5 Dark Accent 5" w:uiPriority="50"/>
+    <w:lsdException w:name="Grid Table 6 Colorful Accent 5" w:uiPriority="51"/>
+    <w:lsdException w:name="Grid Table 7 Colorful Accent 5" w:uiPriority="52"/>
+    <w:lsdException w:name="Grid Table 1 Light Accent 6" w:uiPriority="46"/>
+    <w:lsdException w:name="Grid Table 2 Accent 6" w:uiPriority="47"/>
+    <w:lsdException w:name="Grid Table 3 Accent 6" w:uiPriority="48"/>
+    <w:lsdException w:name="Grid Table 4 Accent 6" w:uiPriority="49"/>
+    <w:lsdException w:name="Grid Table 5 Dark Accent 6" w:uiPriority="50"/>
+    <w:lsdException w:name="Grid Table 6 Colorful Accent 6" w:uiPriority="51"/>
+    <w:lsdException w:name="Grid Table 7 Colorful Accent 6" w:uiPriority="52"/>
+    <w:lsdException w:name="List Table 1 Light" w:uiPriority="46"/>
+    <w:lsdException w:name="List Table 2" w:uiPriority="47"/>
+    <w:lsdException w:name="List Table 3" w:uiPriority="48"/>
+    <w:lsdException w:name="List Table 4" w:uiPriority="49"/>
+    <w:lsdException w:name="List Table 5 Dark" w:uiPriority="50"/>
+    <w:lsdException w:name="List Table 6 Colorful" w:uiPriority="51"/>
+    <w:lsdException w:name="List Table 7 Colorful" w:uiPriority="52"/>
+    <w:lsdException w:name="List Table 1 Light Accent 1" w:uiPriority="46"/>
+    <w:lsdException w:name="List Table 2 Accent 1" w:uiPriority="47"/>
+    <w:lsdException w:name="List Table 3 Accent 1" w:uiPriority="48"/>
+    <w:lsdException w:name="List Table 4 Accent 1" w:uiPriority="49"/>
+    <w:lsdException w:name="List Table 5 Dark Accent 1" w:uiPriority="50"/>
+    <w:lsdException w:name="List Table 6 Colorful Accent 1" w:uiPriority="51"/>
+    <w:lsdException w:name="List Table 7 Colorful Accent 1" w:uiPriority="52"/>
+    <w:lsdException w:name="List Table 1 Light Accent 2" w:uiPriority="46"/>
+    <w:lsdException w:name="List Table 2 Accent 2" w:uiPriority="47"/>
+    <w:lsdException w:name="List Table 3 Accent 2" w:uiPriority="48"/>
+    <w:lsdException w:name="List Table 4 Accent 2" w:uiPriority="49"/>
+    <w:lsdException w:name="List Table 5 Dark Accent 2" w:uiPriority="50"/>
+    <w:lsdException w:name="List Table 6 Colorful Accent 2" w:uiPriority="51"/>
+    <w:lsdException w:name="List Table 7 Colorful Accent 2" w:uiPriority="52"/>
+    <w:lsdException w:name="List Table 1 Light Accent 3" w:uiPriority="46"/>
+    <w:lsdException w:name="List Table 2 Accent 3" w:uiPriority="47"/>
+    <w:lsdException w:name="List Table 3 Accent 3" w:uiPriority="48"/>
+    <w:lsdException w:name="List Table 4 Accent 3" w:uiPriority="49"/>
+    <w:lsdException w:name="List Table 5 Dark Accent 3" w:uiPriority="50"/>
+    <w:lsdException w:name="List Table 6 Colorful Accent 3" w:uiPriority="51"/>
+    <w:lsdException w:name="List Table 7 Colorful Accent 3" w:uiPriority="52"/>
+    <w:lsdException w:name="List Table 1 Light Accent 4" w:uiPriority="46"/>
+    <w:lsdException w:name="List Table 2 Accent 4" w:uiPriority="47"/>
+    <w:lsdException w:name="List Table 3 Accent 4" w:uiPriority="48"/>
+    <w:lsdException w:name="List Table 4 Accent 4" w:uiPriority="49"/>
+    <w:lsdException w:name="List Table 5 Dark Accent 4" w:uiPriority="50"/>
+    <w:lsdException w:name="List Table 6 Colorful Accent 4" w:uiPriority="51"/>
+    <w:lsdException w:name="List Table 7 Colorful Accent 4" w:uiPriority="52"/>
+    <w:lsdException w:name="List Table 1 Light Accent 5" w:uiPriority="46"/>
+    <w:lsdException w:name="List Table 2 Accent 5" w:uiPriority="47"/>
+    <w:lsdException w:name="List Table 3 Accent 5" w:uiPriority="48"/>
+    <w:lsdException w:name="List Table 4 Accent 5" w:uiPriority="49"/>
+    <w:lsdException w:name="List Table 5 Dark Accent 5" w:uiPriority="50"/>
+    <w:lsdException w:name="List Table 6 Colorful Accent 5" w:uiPriority="51"/>
+    <w:lsdException w:name="List Table 7 Colorful Accent 5" w:uiPriority="52"/>
+    <w:lsdException w:name="List Table 1 Light Accent 6" w:uiPriority="46"/>
+    <w:lsdException w:name="List Table 2 Accent 6" w:uiPriority="47"/>
+    <w:lsdException w:name="List Table 3 Accent 6" w:uiPriority="48"/>
+    <w:lsdException w:name="List Table 4 Accent 6" w:uiPriority="49"/>
+    <w:lsdException w:name="List Table 5 Dark Accent 6" w:uiPriority="50"/>
+    <w:lsdException w:name="List Table 6 Colorful Accent 6" w:uiPriority="51"/>
+    <w:lsdException w:name="List Table 7 Colorful Accent 6" w:uiPriority="52"/>
+    <w:lsdException w:name="Mention" w:semiHidden="1" w:unhideWhenUsed="1"/>
+    <w:lsdException w:name="Smart Hyperlink" w:semiHidden="1" w:unhideWhenUsed="1"/>
+    <w:lsdException w:name="Hashtag" w:semiHidden="1" w:unhideWhenUsed="1"/>
+    <w:lsdException w:name="Unresolved Mention" w:semiHidden="1" w:unhideWhenUsed="1"/>
+    <w:lsdException w:name="Smart Link" w:semiHidden="1" w:unhideWhenUsed="1"/>
+  </w:latentStyles>
+  <w:style w:type="paragraph" w:default="1" w:styleId="Normal">
+    <w:name w:val="Normal"/>
+    <w:qFormat/>
   </w:style>
-  <w:style w:type="paragraph" w:styleId="Normal" w:default="1">
-    <w:name w:val="normal"/>
-  </w:style>
-  <w:style w:type="paragraph" w:styleId="Heading1">
+  <w:style w:type="paragraph" w:styleId="Ttulo1">
     <w:name w:val="heading 1"/>
     <w:basedOn w:val="Normal"/>
     <w:next w:val="Normal"/>
+    <w:uiPriority w:val="9"/>
+    <w:qFormat/>
     <w:pPr>
-      <w:keepNext w:val="1"/>
-      <w:keepLines w:val="1"/>
-      <w:pageBreakBefore w:val="0"/>
-      <w:spacing w:after="120" w:before="400" w:lineRule="auto"/>
+      <w:keepNext/>
+      <w:keepLines/>
+      <w:spacing w:before="400" w:after="120"/>
+      <w:outlineLvl w:val="0"/>
     </w:pPr>
     <w:rPr>
       <w:sz w:val="40"/>
       <w:szCs w:val="40"/>
     </w:rPr>
   </w:style>
-  <w:style w:type="paragraph" w:styleId="Heading2">
+  <w:style w:type="paragraph" w:styleId="Ttulo2">
     <w:name w:val="heading 2"/>
     <w:basedOn w:val="Normal"/>
     <w:next w:val="Normal"/>
+    <w:uiPriority w:val="9"/>
+    <w:semiHidden/>
+    <w:unhideWhenUsed/>
+    <w:qFormat/>
     <w:pPr>
-      <w:keepNext w:val="1"/>
-      <w:keepLines w:val="1"/>
-      <w:pageBreakBefore w:val="0"/>
-      <w:spacing w:after="120" w:before="360" w:lineRule="auto"/>
+      <w:keepNext/>
+      <w:keepLines/>
+      <w:spacing w:before="360" w:after="120"/>
+      <w:outlineLvl w:val="1"/>
     </w:pPr>
     <w:rPr>
-      <w:b w:val="0"/>
-      <w:bCs w:val="0"/>
       <w:sz w:val="32"/>
       <w:szCs w:val="32"/>
     </w:rPr>
   </w:style>
-  <w:style w:type="paragraph" w:styleId="Heading3">
+  <w:style w:type="paragraph" w:styleId="Ttulo3">
     <w:name w:val="heading 3"/>
     <w:basedOn w:val="Normal"/>
     <w:next w:val="Normal"/>
+    <w:uiPriority w:val="9"/>
+    <w:semiHidden/>
+    <w:unhideWhenUsed/>
+    <w:qFormat/>
     <w:pPr>
-      <w:keepNext w:val="1"/>
-      <w:keepLines w:val="1"/>
-      <w:pageBreakBefore w:val="0"/>
-      <w:spacing w:after="80" w:before="320" w:lineRule="auto"/>
+      <w:keepNext/>
+      <w:keepLines/>
+      <w:spacing w:before="320" w:after="80"/>
+      <w:outlineLvl w:val="2"/>
     </w:pPr>
     <w:rPr>
-      <w:b w:val="0"/>
-      <w:bCs w:val="0"/>
       <w:color w:val="434343"/>
       <w:sz w:val="28"/>
       <w:szCs w:val="28"/>
     </w:rPr>
   </w:style>
-  <w:style w:type="paragraph" w:styleId="Heading4">
+  <w:style w:type="paragraph" w:styleId="Ttulo4">
     <w:name w:val="heading 4"/>
     <w:basedOn w:val="Normal"/>
     <w:next w:val="Normal"/>
+    <w:uiPriority w:val="9"/>
+    <w:semiHidden/>
+    <w:unhideWhenUsed/>
+    <w:qFormat/>
     <w:pPr>
-      <w:keepNext w:val="1"/>
-      <w:keepLines w:val="1"/>
-      <w:pageBreakBefore w:val="0"/>
-      <w:spacing w:after="80" w:before="280" w:lineRule="auto"/>
+      <w:keepNext/>
+      <w:keepLines/>
+      <w:spacing w:before="280" w:after="80"/>
+      <w:outlineLvl w:val="3"/>
     </w:pPr>
     <w:rPr>
       <w:color w:val="666666"/>
@@ -896,81 +1498,164 @@
       <w:szCs w:val="24"/>
     </w:rPr>
   </w:style>
-  <w:style w:type="paragraph" w:styleId="Heading5">
+  <w:style w:type="paragraph" w:styleId="Ttulo5">
     <w:name w:val="heading 5"/>
     <w:basedOn w:val="Normal"/>
     <w:next w:val="Normal"/>
+    <w:uiPriority w:val="9"/>
+    <w:semiHidden/>
+    <w:unhideWhenUsed/>
+    <w:qFormat/>
     <w:pPr>
-      <w:keepNext w:val="1"/>
-      <w:keepLines w:val="1"/>
-      <w:pageBreakBefore w:val="0"/>
-      <w:spacing w:after="80" w:before="240" w:lineRule="auto"/>
+      <w:keepNext/>
+      <w:keepLines/>
+      <w:spacing w:before="240" w:after="80"/>
+      <w:outlineLvl w:val="4"/>
     </w:pPr>
     <w:rPr>
       <w:color w:val="666666"/>
-      <w:sz w:val="22"/>
-      <w:szCs w:val="22"/>
     </w:rPr>
   </w:style>
-  <w:style w:type="paragraph" w:styleId="Heading6">
+  <w:style w:type="paragraph" w:styleId="Ttulo6">
     <w:name w:val="heading 6"/>
     <w:basedOn w:val="Normal"/>
     <w:next w:val="Normal"/>
+    <w:uiPriority w:val="9"/>
+    <w:semiHidden/>
+    <w:unhideWhenUsed/>
+    <w:qFormat/>
     <w:pPr>
-      <w:keepNext w:val="1"/>
-      <w:keepLines w:val="1"/>
-      <w:pageBreakBefore w:val="0"/>
-      <w:spacing w:after="80" w:before="240" w:lineRule="auto"/>
+      <w:keepNext/>
+      <w:keepLines/>
+      <w:spacing w:before="240" w:after="80"/>
+      <w:outlineLvl w:val="5"/>
     </w:pPr>
     <w:rPr>
-      <w:i w:val="1"/>
-      <w:iCs w:val="1"/>
+      <w:i/>
+      <w:iCs/>
       <w:color w:val="666666"/>
-      <w:sz w:val="22"/>
-      <w:szCs w:val="22"/>
     </w:rPr>
   </w:style>
-  <w:style w:type="paragraph" w:styleId="Title">
+  <w:style w:type="character" w:default="1" w:styleId="Fontepargpadro">
+    <w:name w:val="Default Paragraph Font"/>
+    <w:uiPriority w:val="1"/>
+    <w:unhideWhenUsed/>
+  </w:style>
+  <w:style w:type="table" w:default="1" w:styleId="Tabelanormal">
+    <w:name w:val="Normal Table"/>
+    <w:uiPriority w:val="99"/>
+    <w:semiHidden/>
+    <w:unhideWhenUsed/>
+    <w:tblPr>
+      <w:tblInd w:w="0" w:type="dxa"/>
+      <w:tblCellMar>
+        <w:top w:w="0" w:type="dxa"/>
+        <w:left w:w="108" w:type="dxa"/>
+        <w:bottom w:w="0" w:type="dxa"/>
+        <w:right w:w="108" w:type="dxa"/>
+      </w:tblCellMar>
+    </w:tblPr>
+  </w:style>
+  <w:style w:type="numbering" w:default="1" w:styleId="Semlista">
+    <w:name w:val="No List"/>
+    <w:uiPriority w:val="99"/>
+    <w:semiHidden/>
+    <w:unhideWhenUsed/>
+  </w:style>
+  <w:style w:type="table" w:customStyle="1" w:styleId="TableNormal">
+    <w:name w:val="TableNormal"/>
+    <w:tblPr>
+      <w:tblCellMar>
+        <w:top w:w="100" w:type="dxa"/>
+        <w:left w:w="100" w:type="dxa"/>
+        <w:bottom w:w="100" w:type="dxa"/>
+        <w:right w:w="100" w:type="dxa"/>
+      </w:tblCellMar>
+    </w:tblPr>
+  </w:style>
+  <w:style w:type="paragraph" w:styleId="Ttulo">
     <w:name w:val="Title"/>
     <w:basedOn w:val="Normal"/>
     <w:next w:val="Normal"/>
+    <w:uiPriority w:val="10"/>
+    <w:qFormat/>
     <w:pPr>
-      <w:keepNext w:val="1"/>
-      <w:keepLines w:val="1"/>
-      <w:pageBreakBefore w:val="0"/>
-      <w:spacing w:after="60" w:before="0" w:lineRule="auto"/>
+      <w:keepNext/>
+      <w:keepLines/>
+      <w:spacing w:after="60"/>
     </w:pPr>
     <w:rPr>
       <w:sz w:val="52"/>
       <w:szCs w:val="52"/>
     </w:rPr>
   </w:style>
-  <w:style w:type="paragraph" w:styleId="Subtitle">
+  <w:style w:type="paragraph" w:styleId="Subttulo">
     <w:name w:val="Subtitle"/>
     <w:basedOn w:val="Normal"/>
     <w:next w:val="Normal"/>
+    <w:uiPriority w:val="11"/>
+    <w:qFormat/>
     <w:pPr>
-      <w:keepNext w:val="1"/>
-      <w:keepLines w:val="1"/>
-      <w:pageBreakBefore w:val="0"/>
-      <w:spacing w:after="320" w:before="0" w:lineRule="auto"/>
+      <w:keepNext/>
+      <w:keepLines/>
+      <w:spacing w:after="320"/>
     </w:pPr>
     <w:rPr>
-      <w:rFonts w:ascii="Arial" w:cs="Arial" w:eastAsia="Arial" w:hAnsi="Arial"/>
-      <w:i w:val="0"/>
-      <w:iCs w:val="0"/>
       <w:color w:val="666666"/>
       <w:sz w:val="30"/>
       <w:szCs w:val="30"/>
     </w:rPr>
   </w:style>
-  <w:style w:type="table" w:styleId="Table1">
+  <w:style w:type="table" w:customStyle="1" w:styleId="a">
     <w:basedOn w:val="TableNormal"/>
     <w:tblPr>
       <w:tblStyleRowBandSize w:val="1"/>
       <w:tblStyleColBandSize w:val="1"/>
-      <w:tblCellMar/>
     </w:tblPr>
+  </w:style>
+  <w:style w:type="paragraph" w:styleId="Cabealho">
+    <w:name w:val="header"/>
+    <w:basedOn w:val="Normal"/>
+    <w:link w:val="CabealhoChar"/>
+    <w:uiPriority w:val="99"/>
+    <w:unhideWhenUsed/>
+    <w:rsid w:val="00816B62"/>
+    <w:pPr>
+      <w:tabs>
+        <w:tab w:val="center" w:pos="4252"/>
+        <w:tab w:val="right" w:pos="8504"/>
+      </w:tabs>
+      <w:spacing w:line="240" w:lineRule="auto"/>
+    </w:pPr>
+  </w:style>
+  <w:style w:type="character" w:customStyle="1" w:styleId="CabealhoChar">
+    <w:name w:val="Cabeçalho Char"/>
+    <w:basedOn w:val="Fontepargpadro"/>
+    <w:link w:val="Cabealho"/>
+    <w:uiPriority w:val="99"/>
+    <w:rsid w:val="00816B62"/>
+  </w:style>
+  <w:style w:type="paragraph" w:styleId="Rodap">
+    <w:name w:val="footer"/>
+    <w:basedOn w:val="Normal"/>
+    <w:link w:val="RodapChar"/>
+    <w:uiPriority w:val="99"/>
+    <w:unhideWhenUsed/>
+    <w:rsid w:val="00816B62"/>
+    <w:pPr>
+      <w:tabs>
+        <w:tab w:val="center" w:pos="4252"/>
+        <w:tab w:val="right" w:pos="8504"/>
+      </w:tabs>
+      <w:spacing w:line="240" w:lineRule="auto"/>
+    </w:pPr>
+  </w:style>
+  <w:style w:type="character" w:customStyle="1" w:styleId="RodapChar">
+    <w:name w:val="Rodapé Char"/>
+    <w:basedOn w:val="Fontepargpadro"/>
+    <w:link w:val="Rodap"/>
+    <w:uiPriority w:val="99"/>
+    <w:rsid w:val="00816B62"/>
   </w:style>
 </w:styles>
 </file>

--- a/public/Solicitação de vistoria.docx
+++ b/public/Solicitação de vistoria.docx
@@ -267,18 +267,236 @@
         </w:rPr>
         <w:t>{{</w:t>
       </w:r>
-      <w:proofErr w:type="spellStart"/>
-      <w:r>
-        <w:rPr>
-          <w:rFonts w:ascii="Raleway" w:eastAsia="Raleway" w:hAnsi="Raleway" w:cs="Raleway"/>
-          <w:b/>
-          <w:bCs/>
-          <w:sz w:val="24"/>
-          <w:szCs w:val="24"/>
-        </w:rPr>
-        <w:t>endereco</w:t>
-      </w:r>
-      <w:proofErr w:type="spellEnd"/>
+      <w:r>
+        <w:rPr>
+          <w:rFonts w:ascii="Raleway" w:eastAsia="Raleway" w:hAnsi="Raleway" w:cs="Raleway"/>
+          <w:b/>
+          <w:bCs/>
+          <w:sz w:val="24"/>
+          <w:szCs w:val="24"/>
+        </w:rPr>
+        <w:t>Rua</w:t>
+      </w:r>
+      <w:r>
+        <w:rPr>
+          <w:rFonts w:ascii="Raleway" w:eastAsia="Raleway" w:hAnsi="Raleway" w:cs="Raleway"/>
+          <w:b/>
+          <w:bCs/>
+          <w:sz w:val="24"/>
+          <w:szCs w:val="24"/>
+        </w:rPr>
+        <w:t>}}</w:t>
+      </w:r>
+      <w:r>
+        <w:rPr>
+          <w:rFonts w:ascii="Raleway" w:eastAsia="Raleway" w:hAnsi="Raleway" w:cs="Raleway"/>
+          <w:b/>
+          <w:bCs/>
+          <w:sz w:val="24"/>
+          <w:szCs w:val="24"/>
+        </w:rPr>
+        <w:t xml:space="preserve">, </w:t>
+      </w:r>
+      <w:r>
+        <w:rPr>
+          <w:rFonts w:ascii="Raleway" w:eastAsia="Raleway" w:hAnsi="Raleway" w:cs="Raleway"/>
+          <w:b/>
+          <w:bCs/>
+          <w:sz w:val="24"/>
+          <w:szCs w:val="24"/>
+        </w:rPr>
+        <w:t>{{</w:t>
+      </w:r>
+      <w:r>
+        <w:rPr>
+          <w:rFonts w:ascii="Raleway" w:eastAsia="Raleway" w:hAnsi="Raleway" w:cs="Raleway"/>
+          <w:b/>
+          <w:bCs/>
+          <w:sz w:val="24"/>
+          <w:szCs w:val="24"/>
+        </w:rPr>
+        <w:t>N</w:t>
+      </w:r>
+      <w:r>
+        <w:rPr>
+          <w:rFonts w:ascii="Raleway" w:eastAsia="Raleway" w:hAnsi="Raleway" w:cs="Raleway"/>
+          <w:b/>
+          <w:bCs/>
+          <w:sz w:val="24"/>
+          <w:szCs w:val="24"/>
+        </w:rPr>
+        <w:t>u</w:t>
+      </w:r>
+      <w:r>
+        <w:rPr>
+          <w:rFonts w:ascii="Raleway" w:eastAsia="Raleway" w:hAnsi="Raleway" w:cs="Raleway"/>
+          <w:b/>
+          <w:bCs/>
+          <w:sz w:val="24"/>
+          <w:szCs w:val="24"/>
+        </w:rPr>
+        <w:t>mero</w:t>
+      </w:r>
+      <w:r>
+        <w:rPr>
+          <w:rFonts w:ascii="Raleway" w:eastAsia="Raleway" w:hAnsi="Raleway" w:cs="Raleway"/>
+          <w:b/>
+          <w:bCs/>
+          <w:sz w:val="24"/>
+          <w:szCs w:val="24"/>
+        </w:rPr>
+        <w:t>}}</w:t>
+      </w:r>
+      <w:r>
+        <w:rPr>
+          <w:rFonts w:ascii="Raleway" w:eastAsia="Raleway" w:hAnsi="Raleway" w:cs="Raleway"/>
+          <w:b/>
+          <w:bCs/>
+          <w:sz w:val="24"/>
+          <w:szCs w:val="24"/>
+        </w:rPr>
+        <w:t xml:space="preserve">, </w:t>
+      </w:r>
+      <w:r>
+        <w:rPr>
+          <w:rFonts w:ascii="Raleway" w:eastAsia="Raleway" w:hAnsi="Raleway" w:cs="Raleway"/>
+          <w:b/>
+          <w:bCs/>
+          <w:sz w:val="24"/>
+          <w:szCs w:val="24"/>
+        </w:rPr>
+        <w:t>{{</w:t>
+      </w:r>
+      <w:r>
+        <w:rPr>
+          <w:rFonts w:ascii="Raleway" w:eastAsia="Raleway" w:hAnsi="Raleway" w:cs="Raleway"/>
+          <w:b/>
+          <w:bCs/>
+          <w:sz w:val="24"/>
+          <w:szCs w:val="24"/>
+        </w:rPr>
+        <w:t>Complemento</w:t>
+      </w:r>
+      <w:r>
+        <w:rPr>
+          <w:rFonts w:ascii="Raleway" w:eastAsia="Raleway" w:hAnsi="Raleway" w:cs="Raleway"/>
+          <w:b/>
+          <w:bCs/>
+          <w:sz w:val="24"/>
+          <w:szCs w:val="24"/>
+        </w:rPr>
+        <w:t>}}</w:t>
+      </w:r>
+      <w:r>
+        <w:rPr>
+          <w:rFonts w:ascii="Raleway" w:eastAsia="Raleway" w:hAnsi="Raleway" w:cs="Raleway"/>
+          <w:b/>
+          <w:bCs/>
+          <w:sz w:val="24"/>
+          <w:szCs w:val="24"/>
+        </w:rPr>
+        <w:br/>
+      </w:r>
+      <w:r>
+        <w:rPr>
+          <w:rFonts w:ascii="Raleway" w:eastAsia="Raleway" w:hAnsi="Raleway" w:cs="Raleway"/>
+          <w:b/>
+          <w:bCs/>
+          <w:sz w:val="24"/>
+          <w:szCs w:val="24"/>
+        </w:rPr>
+        <w:t>{{</w:t>
+      </w:r>
+      <w:r>
+        <w:rPr>
+          <w:rFonts w:ascii="Raleway" w:eastAsia="Raleway" w:hAnsi="Raleway" w:cs="Raleway"/>
+          <w:b/>
+          <w:bCs/>
+          <w:sz w:val="24"/>
+          <w:szCs w:val="24"/>
+        </w:rPr>
+        <w:t>Bairro</w:t>
+      </w:r>
+      <w:r>
+        <w:rPr>
+          <w:rFonts w:ascii="Raleway" w:eastAsia="Raleway" w:hAnsi="Raleway" w:cs="Raleway"/>
+          <w:b/>
+          <w:bCs/>
+          <w:sz w:val="24"/>
+          <w:szCs w:val="24"/>
+        </w:rPr>
+        <w:t>}}</w:t>
+      </w:r>
+      <w:r>
+        <w:rPr>
+          <w:rFonts w:ascii="Raleway" w:eastAsia="Raleway" w:hAnsi="Raleway" w:cs="Raleway"/>
+          <w:b/>
+          <w:bCs/>
+          <w:sz w:val="24"/>
+          <w:szCs w:val="24"/>
+        </w:rPr>
+        <w:t xml:space="preserve">, </w:t>
+      </w:r>
+      <w:r>
+        <w:rPr>
+          <w:rFonts w:ascii="Raleway" w:eastAsia="Raleway" w:hAnsi="Raleway" w:cs="Raleway"/>
+          <w:b/>
+          <w:bCs/>
+          <w:sz w:val="24"/>
+          <w:szCs w:val="24"/>
+        </w:rPr>
+        <w:t>{{</w:t>
+      </w:r>
+      <w:r>
+        <w:rPr>
+          <w:rFonts w:ascii="Raleway" w:eastAsia="Raleway" w:hAnsi="Raleway" w:cs="Raleway"/>
+          <w:b/>
+          <w:bCs/>
+          <w:sz w:val="24"/>
+          <w:szCs w:val="24"/>
+        </w:rPr>
+        <w:t>Cidade</w:t>
+      </w:r>
+      <w:r>
+        <w:rPr>
+          <w:rFonts w:ascii="Raleway" w:eastAsia="Raleway" w:hAnsi="Raleway" w:cs="Raleway"/>
+          <w:b/>
+          <w:bCs/>
+          <w:sz w:val="24"/>
+          <w:szCs w:val="24"/>
+        </w:rPr>
+        <w:t>}}</w:t>
+      </w:r>
+      <w:r>
+        <w:rPr>
+          <w:rFonts w:ascii="Raleway" w:eastAsia="Raleway" w:hAnsi="Raleway" w:cs="Raleway"/>
+          <w:b/>
+          <w:bCs/>
+          <w:sz w:val="24"/>
+          <w:szCs w:val="24"/>
+        </w:rPr>
+        <w:t>-</w:t>
+      </w:r>
+      <w:r>
+        <w:rPr>
+          <w:rFonts w:ascii="Raleway" w:eastAsia="Raleway" w:hAnsi="Raleway" w:cs="Raleway"/>
+          <w:b/>
+          <w:bCs/>
+          <w:sz w:val="24"/>
+          <w:szCs w:val="24"/>
+        </w:rPr>
+        <w:t>{{</w:t>
+      </w:r>
+      <w:r>
+        <w:rPr>
+          <w:rFonts w:ascii="Raleway" w:eastAsia="Raleway" w:hAnsi="Raleway" w:cs="Raleway"/>
+          <w:b/>
+          <w:bCs/>
+          <w:sz w:val="24"/>
+          <w:szCs w:val="24"/>
+        </w:rPr>
+        <w:t>UF</w:t>
+      </w:r>
       <w:r>
         <w:rPr>
           <w:rFonts w:ascii="Raleway" w:eastAsia="Raleway" w:hAnsi="Raleway" w:cs="Raleway"/>
@@ -338,7 +556,89 @@
           <w:sz w:val="24"/>
           <w:szCs w:val="24"/>
         </w:rPr>
-        <w:t>cttcleinte</w:t>
+        <w:t>nome</w:t>
+      </w:r>
+      <w:r>
+        <w:rPr>
+          <w:rFonts w:ascii="Raleway" w:eastAsia="Raleway" w:hAnsi="Raleway" w:cs="Raleway"/>
+          <w:b/>
+          <w:bCs/>
+          <w:sz w:val="24"/>
+          <w:szCs w:val="24"/>
+        </w:rPr>
+        <w:t>cli</w:t>
+      </w:r>
+      <w:r>
+        <w:rPr>
+          <w:rFonts w:ascii="Raleway" w:eastAsia="Raleway" w:hAnsi="Raleway" w:cs="Raleway"/>
+          <w:b/>
+          <w:bCs/>
+          <w:sz w:val="24"/>
+          <w:szCs w:val="24"/>
+        </w:rPr>
+        <w:t>e</w:t>
+      </w:r>
+      <w:r>
+        <w:rPr>
+          <w:rFonts w:ascii="Raleway" w:eastAsia="Raleway" w:hAnsi="Raleway" w:cs="Raleway"/>
+          <w:b/>
+          <w:bCs/>
+          <w:sz w:val="24"/>
+          <w:szCs w:val="24"/>
+        </w:rPr>
+        <w:t>nte</w:t>
+      </w:r>
+      <w:proofErr w:type="spellEnd"/>
+      <w:r>
+        <w:rPr>
+          <w:rFonts w:ascii="Raleway" w:eastAsia="Raleway" w:hAnsi="Raleway" w:cs="Raleway"/>
+          <w:b/>
+          <w:bCs/>
+          <w:sz w:val="24"/>
+          <w:szCs w:val="24"/>
+        </w:rPr>
+        <w:t>}}</w:t>
+      </w:r>
+      <w:r>
+        <w:rPr>
+          <w:rFonts w:ascii="Raleway" w:eastAsia="Raleway" w:hAnsi="Raleway" w:cs="Raleway"/>
+          <w:b/>
+          <w:bCs/>
+          <w:sz w:val="24"/>
+          <w:szCs w:val="24"/>
+        </w:rPr>
+        <w:br/>
+      </w:r>
+      <w:r>
+        <w:rPr>
+          <w:rFonts w:ascii="Raleway" w:eastAsia="Raleway" w:hAnsi="Raleway" w:cs="Raleway"/>
+          <w:b/>
+          <w:bCs/>
+          <w:sz w:val="24"/>
+          <w:szCs w:val="24"/>
+        </w:rPr>
+        <w:t>{{</w:t>
+      </w:r>
+      <w:proofErr w:type="spellStart"/>
+      <w:r>
+        <w:rPr>
+          <w:rFonts w:ascii="Raleway" w:eastAsia="Raleway" w:hAnsi="Raleway" w:cs="Raleway"/>
+          <w:b/>
+          <w:bCs/>
+          <w:sz w:val="24"/>
+          <w:szCs w:val="24"/>
+        </w:rPr>
+        <w:t>tel</w:t>
+      </w:r>
+      <w:r>
+        <w:rPr>
+          <w:rFonts w:ascii="Raleway" w:eastAsia="Raleway" w:hAnsi="Raleway" w:cs="Raleway"/>
+          <w:b/>
+          <w:bCs/>
+          <w:sz w:val="24"/>
+          <w:szCs w:val="24"/>
+        </w:rPr>
+        <w:t>cliente</w:t>
       </w:r>
       <w:proofErr w:type="spellEnd"/>
       <w:r>

--- a/public/Solicitação de vistoria.docx
+++ b/public/Solicitação de vistoria.docx
@@ -41,6 +41,8 @@
         <w:spacing w:before="240" w:after="240"/>
         <w:rPr>
           <w:rFonts w:ascii="Raleway" w:eastAsia="Raleway" w:hAnsi="Raleway" w:cs="Raleway"/>
+          <w:b/>
+          <w:bCs/>
           <w:sz w:val="24"/>
           <w:szCs w:val="24"/>
         </w:rPr>
@@ -54,56 +56,6 @@
           <w:szCs w:val="24"/>
         </w:rPr>
         <w:t>Vendedor(a) Responsável:</w:t>
-      </w:r>
-      <w:r>
-        <w:rPr>
-          <w:rFonts w:ascii="Raleway" w:eastAsia="Raleway" w:hAnsi="Raleway" w:cs="Raleway"/>
-          <w:b/>
-          <w:bCs/>
-          <w:sz w:val="24"/>
-          <w:szCs w:val="24"/>
-        </w:rPr>
-        <w:br/>
-      </w:r>
-      <w:r>
-        <w:rPr>
-          <w:rFonts w:ascii="Raleway" w:eastAsia="Raleway" w:hAnsi="Raleway" w:cs="Raleway"/>
-          <w:sz w:val="24"/>
-          <w:szCs w:val="24"/>
-        </w:rPr>
-        <w:t xml:space="preserve"> </w:t>
-      </w:r>
-      <w:r>
-        <w:rPr>
-          <w:rFonts w:ascii="Raleway" w:eastAsia="Raleway" w:hAnsi="Raleway" w:cs="Raleway"/>
-          <w:b/>
-          <w:bCs/>
-          <w:sz w:val="24"/>
-          <w:szCs w:val="24"/>
-        </w:rPr>
-        <w:t>{{</w:t>
-      </w:r>
-      <w:proofErr w:type="spellStart"/>
-      <w:r>
-        <w:rPr>
-          <w:rFonts w:ascii="Raleway" w:eastAsia="Raleway" w:hAnsi="Raleway" w:cs="Raleway"/>
-          <w:b/>
-          <w:bCs/>
-          <w:sz w:val="24"/>
-          <w:szCs w:val="24"/>
-        </w:rPr>
-        <w:t>nomevendedor</w:t>
-      </w:r>
-      <w:proofErr w:type="spellEnd"/>
-      <w:r>
-        <w:rPr>
-          <w:rFonts w:ascii="Raleway" w:eastAsia="Raleway" w:hAnsi="Raleway" w:cs="Raleway"/>
-          <w:b/>
-          <w:bCs/>
-          <w:sz w:val="24"/>
-          <w:szCs w:val="24"/>
-        </w:rPr>
-        <w:t>}}</w:t>
       </w:r>
     </w:p>
     <w:p>
@@ -118,22 +70,10 @@
       <w:r>
         <w:rPr>
           <w:rFonts w:ascii="Raleway" w:eastAsia="Raleway" w:hAnsi="Raleway" w:cs="Raleway"/>
-          <w:b/>
-          <w:bCs/>
-          <w:sz w:val="24"/>
-          <w:szCs w:val="24"/>
-        </w:rPr>
-        <w:t xml:space="preserve"> Empresa:</w:t>
-      </w:r>
-      <w:r>
-        <w:rPr>
-          <w:rFonts w:ascii="Raleway" w:eastAsia="Raleway" w:hAnsi="Raleway" w:cs="Raleway"/>
-          <w:b/>
-          <w:bCs/>
-          <w:sz w:val="24"/>
-          <w:szCs w:val="24"/>
-        </w:rPr>
-        <w:br/>
+          <w:sz w:val="24"/>
+          <w:szCs w:val="24"/>
+        </w:rPr>
+        <w:t xml:space="preserve"> </w:t>
       </w:r>
       <w:r>
         <w:rPr>
@@ -153,7 +93,7 @@
           <w:sz w:val="24"/>
           <w:szCs w:val="24"/>
         </w:rPr>
-        <w:t>empresa</w:t>
+        <w:t>nomevendedor</w:t>
       </w:r>
       <w:r>
         <w:rPr>
@@ -171,61 +111,21 @@
         <w:spacing w:before="240" w:after="240"/>
         <w:rPr>
           <w:rFonts w:ascii="Raleway" w:eastAsia="Raleway" w:hAnsi="Raleway" w:cs="Raleway"/>
-          <w:sz w:val="24"/>
-          <w:szCs w:val="24"/>
-        </w:rPr>
-      </w:pPr>
-      <w:r>
-        <w:rPr>
-          <w:rFonts w:ascii="Raleway" w:eastAsia="Raleway" w:hAnsi="Raleway" w:cs="Raleway"/>
-          <w:b/>
-          <w:bCs/>
-          <w:sz w:val="24"/>
-          <w:szCs w:val="24"/>
-        </w:rPr>
-        <w:t xml:space="preserve"> E-mail:</w:t>
-      </w:r>
-      <w:r>
-        <w:rPr>
-          <w:rFonts w:ascii="Raleway" w:eastAsia="Raleway" w:hAnsi="Raleway" w:cs="Raleway"/>
-          <w:b/>
-          <w:bCs/>
-          <w:sz w:val="24"/>
-          <w:szCs w:val="24"/>
-        </w:rPr>
-        <w:br/>
-      </w:r>
-      <w:r>
-        <w:rPr>
-          <w:rFonts w:ascii="Raleway" w:eastAsia="Raleway" w:hAnsi="Raleway" w:cs="Raleway"/>
-          <w:b/>
-          <w:bCs/>
-          <w:sz w:val="24"/>
-          <w:szCs w:val="24"/>
-        </w:rPr>
-        <w:t>{{</w:t>
-      </w:r>
-      <w:proofErr w:type="spellStart"/>
-      <w:r>
-        <w:rPr>
-          <w:rFonts w:ascii="Raleway" w:eastAsia="Raleway" w:hAnsi="Raleway" w:cs="Raleway"/>
-          <w:b/>
-          <w:bCs/>
-          <w:sz w:val="24"/>
-          <w:szCs w:val="24"/>
-        </w:rPr>
-        <w:t>emailcliente</w:t>
-      </w:r>
-      <w:proofErr w:type="spellEnd"/>
-      <w:r>
-        <w:rPr>
-          <w:rFonts w:ascii="Raleway" w:eastAsia="Raleway" w:hAnsi="Raleway" w:cs="Raleway"/>
-          <w:b/>
-          <w:bCs/>
-          <w:sz w:val="24"/>
-          <w:szCs w:val="24"/>
-        </w:rPr>
-        <w:t>}}</w:t>
+          <w:b/>
+          <w:bCs/>
+          <w:sz w:val="24"/>
+          <w:szCs w:val="24"/>
+        </w:rPr>
+      </w:pPr>
+      <w:r>
+        <w:rPr>
+          <w:rFonts w:ascii="Raleway" w:eastAsia="Raleway" w:hAnsi="Raleway" w:cs="Raleway"/>
+          <w:b/>
+          <w:bCs/>
+          <w:sz w:val="24"/>
+          <w:szCs w:val="24"/>
+        </w:rPr>
+        <w:t>Empresa:</w:t>
       </w:r>
     </w:p>
     <w:p>
@@ -245,7 +145,251 @@
           <w:sz w:val="24"/>
           <w:szCs w:val="24"/>
         </w:rPr>
-        <w:t xml:space="preserve"> Endereço:</w:t>
+        <w:t>{{</w:t>
+      </w:r>
+      <w:r>
+        <w:rPr>
+          <w:rFonts w:ascii="Raleway" w:eastAsia="Raleway" w:hAnsi="Raleway" w:cs="Raleway"/>
+          <w:b/>
+          <w:bCs/>
+          <w:sz w:val="24"/>
+          <w:szCs w:val="24"/>
+        </w:rPr>
+        <w:t>empresa</w:t>
+      </w:r>
+      <w:r>
+        <w:rPr>
+          <w:rFonts w:ascii="Raleway" w:eastAsia="Raleway" w:hAnsi="Raleway" w:cs="Raleway"/>
+          <w:b/>
+          <w:bCs/>
+          <w:sz w:val="24"/>
+          <w:szCs w:val="24"/>
+        </w:rPr>
+        <w:t>}}</w:t>
+      </w:r>
+    </w:p>
+    <w:p>
+      <w:pPr>
+        <w:spacing w:before="240" w:after="240"/>
+        <w:rPr>
+          <w:rFonts w:ascii="Raleway" w:eastAsia="Raleway" w:hAnsi="Raleway" w:cs="Raleway"/>
+          <w:b/>
+          <w:bCs/>
+          <w:sz w:val="24"/>
+          <w:szCs w:val="24"/>
+        </w:rPr>
+      </w:pPr>
+      <w:r>
+        <w:rPr>
+          <w:rFonts w:ascii="Raleway" w:eastAsia="Raleway" w:hAnsi="Raleway" w:cs="Raleway"/>
+          <w:b/>
+          <w:bCs/>
+          <w:sz w:val="24"/>
+          <w:szCs w:val="24"/>
+        </w:rPr>
+        <w:t>E-mail:</w:t>
+      </w:r>
+    </w:p>
+    <w:p>
+      <w:pPr>
+        <w:spacing w:before="240" w:after="240"/>
+        <w:rPr>
+          <w:rFonts w:ascii="Raleway" w:eastAsia="Raleway" w:hAnsi="Raleway" w:cs="Raleway"/>
+          <w:sz w:val="24"/>
+          <w:szCs w:val="24"/>
+        </w:rPr>
+      </w:pPr>
+      <w:r>
+        <w:rPr>
+          <w:rFonts w:ascii="Raleway" w:eastAsia="Raleway" w:hAnsi="Raleway" w:cs="Raleway"/>
+          <w:b/>
+          <w:bCs/>
+          <w:sz w:val="24"/>
+          <w:szCs w:val="24"/>
+        </w:rPr>
+        <w:t>{{</w:t>
+      </w:r>
+      <w:r>
+        <w:rPr>
+          <w:rFonts w:ascii="Raleway" w:eastAsia="Raleway" w:hAnsi="Raleway" w:cs="Raleway"/>
+          <w:b/>
+          <w:bCs/>
+          <w:sz w:val="24"/>
+          <w:szCs w:val="24"/>
+        </w:rPr>
+        <w:t>emailcliente</w:t>
+      </w:r>
+      <w:r>
+        <w:rPr>
+          <w:rFonts w:ascii="Raleway" w:eastAsia="Raleway" w:hAnsi="Raleway" w:cs="Raleway"/>
+          <w:b/>
+          <w:bCs/>
+          <w:sz w:val="24"/>
+          <w:szCs w:val="24"/>
+        </w:rPr>
+        <w:t>}}</w:t>
+      </w:r>
+    </w:p>
+    <w:p>
+      <w:pPr>
+        <w:spacing w:before="240" w:after="240"/>
+        <w:rPr>
+          <w:rFonts w:ascii="Raleway" w:eastAsia="Raleway" w:hAnsi="Raleway" w:cs="Raleway"/>
+          <w:b/>
+          <w:bCs/>
+          <w:sz w:val="24"/>
+          <w:szCs w:val="24"/>
+        </w:rPr>
+      </w:pPr>
+      <w:r>
+        <w:rPr>
+          <w:rFonts w:ascii="Raleway" w:eastAsia="Raleway" w:hAnsi="Raleway" w:cs="Raleway"/>
+          <w:b/>
+          <w:bCs/>
+          <w:sz w:val="24"/>
+          <w:szCs w:val="24"/>
+        </w:rPr>
+        <w:t>Endereço:</w:t>
+      </w:r>
+    </w:p>
+    <w:p>
+      <w:pPr>
+        <w:spacing w:before="240" w:after="240"/>
+        <w:rPr>
+          <w:rFonts w:ascii="Raleway" w:eastAsia="Raleway" w:hAnsi="Raleway" w:cs="Raleway"/>
+          <w:sz w:val="24"/>
+          <w:szCs w:val="24"/>
+        </w:rPr>
+      </w:pPr>
+      <w:r>
+        <w:rPr>
+          <w:rFonts w:ascii="Raleway" w:eastAsia="Raleway" w:hAnsi="Raleway" w:cs="Raleway"/>
+          <w:b/>
+          <w:bCs/>
+          <w:sz w:val="24"/>
+          <w:szCs w:val="24"/>
+        </w:rPr>
+        <w:t>{{</w:t>
+      </w:r>
+      <w:r>
+        <w:rPr>
+          <w:rFonts w:ascii="Raleway" w:eastAsia="Raleway" w:hAnsi="Raleway" w:cs="Raleway"/>
+          <w:b/>
+          <w:bCs/>
+          <w:sz w:val="24"/>
+          <w:szCs w:val="24"/>
+        </w:rPr>
+        <w:t>Rua</w:t>
+      </w:r>
+      <w:r>
+        <w:rPr>
+          <w:rFonts w:ascii="Raleway" w:eastAsia="Raleway" w:hAnsi="Raleway" w:cs="Raleway"/>
+          <w:b/>
+          <w:bCs/>
+          <w:sz w:val="24"/>
+          <w:szCs w:val="24"/>
+        </w:rPr>
+        <w:t>}}</w:t>
+      </w:r>
+      <w:r>
+        <w:rPr>
+          <w:rFonts w:ascii="Raleway" w:eastAsia="Raleway" w:hAnsi="Raleway" w:cs="Raleway"/>
+          <w:b/>
+          <w:bCs/>
+          <w:sz w:val="24"/>
+          <w:szCs w:val="24"/>
+        </w:rPr>
+        <w:t xml:space="preserve">, </w:t>
+      </w:r>
+      <w:r>
+        <w:rPr>
+          <w:rFonts w:ascii="Raleway" w:eastAsia="Raleway" w:hAnsi="Raleway" w:cs="Raleway"/>
+          <w:b/>
+          <w:bCs/>
+          <w:sz w:val="24"/>
+          <w:szCs w:val="24"/>
+        </w:rPr>
+        <w:t>{{</w:t>
+      </w:r>
+      <w:r>
+        <w:rPr>
+          <w:rFonts w:ascii="Raleway" w:eastAsia="Raleway" w:hAnsi="Raleway" w:cs="Raleway"/>
+          <w:b/>
+          <w:bCs/>
+          <w:sz w:val="24"/>
+          <w:szCs w:val="24"/>
+        </w:rPr>
+        <w:t>N</w:t>
+      </w:r>
+      <w:r>
+        <w:rPr>
+          <w:rFonts w:ascii="Raleway" w:eastAsia="Raleway" w:hAnsi="Raleway" w:cs="Raleway"/>
+          <w:b/>
+          <w:bCs/>
+          <w:sz w:val="24"/>
+          <w:szCs w:val="24"/>
+        </w:rPr>
+        <w:t>u</w:t>
+      </w:r>
+      <w:r>
+        <w:rPr>
+          <w:rFonts w:ascii="Raleway" w:eastAsia="Raleway" w:hAnsi="Raleway" w:cs="Raleway"/>
+          <w:b/>
+          <w:bCs/>
+          <w:sz w:val="24"/>
+          <w:szCs w:val="24"/>
+        </w:rPr>
+        <w:t>mero</w:t>
+      </w:r>
+      <w:r>
+        <w:rPr>
+          <w:rFonts w:ascii="Raleway" w:eastAsia="Raleway" w:hAnsi="Raleway" w:cs="Raleway"/>
+          <w:b/>
+          <w:bCs/>
+          <w:sz w:val="24"/>
+          <w:szCs w:val="24"/>
+        </w:rPr>
+        <w:t>}}</w:t>
+      </w:r>
+      <w:r>
+        <w:rPr>
+          <w:rFonts w:ascii="Raleway" w:eastAsia="Raleway" w:hAnsi="Raleway" w:cs="Raleway"/>
+          <w:b/>
+          <w:bCs/>
+          <w:sz w:val="24"/>
+          <w:szCs w:val="24"/>
+        </w:rPr>
+        <w:t xml:space="preserve">, </w:t>
+      </w:r>
+      <w:r>
+        <w:rPr>
+          <w:rFonts w:ascii="Raleway" w:eastAsia="Raleway" w:hAnsi="Raleway" w:cs="Raleway"/>
+          <w:b/>
+          <w:bCs/>
+          <w:sz w:val="24"/>
+          <w:szCs w:val="24"/>
+        </w:rPr>
+        <w:t>{{</w:t>
+      </w:r>
+      <w:r>
+        <w:rPr>
+          <w:rFonts w:ascii="Raleway" w:eastAsia="Raleway" w:hAnsi="Raleway" w:cs="Raleway"/>
+          <w:b/>
+          <w:bCs/>
+          <w:sz w:val="24"/>
+          <w:szCs w:val="24"/>
+        </w:rPr>
+        <w:t>Complemento</w:t>
+      </w:r>
+      <w:r>
+        <w:rPr>
+          <w:rFonts w:ascii="Raleway" w:eastAsia="Raleway" w:hAnsi="Raleway" w:cs="Raleway"/>
+          <w:b/>
+          <w:bCs/>
+          <w:sz w:val="24"/>
+          <w:szCs w:val="24"/>
+        </w:rPr>
+        <w:t>}}</w:t>
       </w:r>
       <w:r>
         <w:rPr>
@@ -275,7 +419,7 @@
           <w:sz w:val="24"/>
           <w:szCs w:val="24"/>
         </w:rPr>
-        <w:t>Rua</w:t>
+        <w:t>Bairro</w:t>
       </w:r>
       <w:r>
         <w:rPr>
@@ -315,27 +459,7 @@
           <w:sz w:val="24"/>
           <w:szCs w:val="24"/>
         </w:rPr>
-        <w:t>N</w:t>
-      </w:r>
-      <w:r>
-        <w:rPr>
-          <w:rFonts w:ascii="Raleway" w:eastAsia="Raleway" w:hAnsi="Raleway" w:cs="Raleway"/>
-          <w:b/>
-          <w:bCs/>
-          <w:sz w:val="24"/>
-          <w:szCs w:val="24"/>
-        </w:rPr>
-        <w:t>u</w:t>
-      </w:r>
-      <w:r>
-        <w:rPr>
-          <w:rFonts w:ascii="Raleway" w:eastAsia="Raleway" w:hAnsi="Raleway" w:cs="Raleway"/>
-          <w:b/>
-          <w:bCs/>
-          <w:sz w:val="24"/>
-          <w:szCs w:val="24"/>
-        </w:rPr>
-        <w:t>mero</w:t>
+        <w:t>Cidade</w:t>
       </w:r>
       <w:r>
         <w:rPr>
@@ -355,7 +479,7 @@
           <w:sz w:val="24"/>
           <w:szCs w:val="24"/>
         </w:rPr>
-        <w:t xml:space="preserve">, </w:t>
+        <w:t>-</w:t>
       </w:r>
       <w:r>
         <w:rPr>
@@ -375,7 +499,7 @@
           <w:sz w:val="24"/>
           <w:szCs w:val="24"/>
         </w:rPr>
-        <w:t>Complemento</w:t>
+        <w:t>UF</w:t>
       </w:r>
       <w:r>
         <w:rPr>
@@ -387,6 +511,100 @@
         </w:rPr>
         <w:t>}}</w:t>
       </w:r>
+    </w:p>
+    <w:p>
+      <w:pPr>
+        <w:spacing w:before="240" w:after="240"/>
+        <w:rPr>
+          <w:rFonts w:ascii="Raleway" w:eastAsia="Raleway" w:hAnsi="Raleway" w:cs="Raleway"/>
+          <w:b/>
+          <w:bCs/>
+          <w:sz w:val="24"/>
+          <w:szCs w:val="24"/>
+        </w:rPr>
+      </w:pPr>
+      <w:r>
+        <w:rPr>
+          <w:rFonts w:ascii="Raleway" w:eastAsia="Raleway" w:hAnsi="Raleway" w:cs="Raleway"/>
+          <w:b/>
+          <w:bCs/>
+          <w:sz w:val="24"/>
+          <w:szCs w:val="24"/>
+        </w:rPr>
+        <w:t>Contato responsável:</w:t>
+      </w:r>
+    </w:p>
+    <w:p>
+      <w:pPr>
+        <w:spacing w:before="240" w:after="240"/>
+        <w:rPr>
+          <w:rFonts w:ascii="Raleway" w:eastAsia="Raleway" w:hAnsi="Raleway" w:cs="Raleway"/>
+          <w:b/>
+          <w:bCs/>
+          <w:sz w:val="24"/>
+          <w:szCs w:val="24"/>
+        </w:rPr>
+      </w:pPr>
+      <w:r>
+        <w:rPr>
+          <w:rFonts w:ascii="Raleway" w:eastAsia="Raleway" w:hAnsi="Raleway" w:cs="Raleway"/>
+          <w:b/>
+          <w:bCs/>
+          <w:sz w:val="24"/>
+          <w:szCs w:val="24"/>
+        </w:rPr>
+        <w:t>{{</w:t>
+      </w:r>
+      <w:r>
+        <w:rPr>
+          <w:rFonts w:ascii="Raleway" w:eastAsia="Raleway" w:hAnsi="Raleway" w:cs="Raleway"/>
+          <w:b/>
+          <w:bCs/>
+          <w:sz w:val="24"/>
+          <w:szCs w:val="24"/>
+        </w:rPr>
+        <w:t>nome</w:t>
+      </w:r>
+      <w:r>
+        <w:rPr>
+          <w:rFonts w:ascii="Raleway" w:eastAsia="Raleway" w:hAnsi="Raleway" w:cs="Raleway"/>
+          <w:b/>
+          <w:bCs/>
+          <w:sz w:val="24"/>
+          <w:szCs w:val="24"/>
+        </w:rPr>
+        <w:t>cli</w:t>
+      </w:r>
+      <w:r>
+        <w:rPr>
+          <w:rFonts w:ascii="Raleway" w:eastAsia="Raleway" w:hAnsi="Raleway" w:cs="Raleway"/>
+          <w:b/>
+          <w:bCs/>
+          <w:sz w:val="24"/>
+          <w:szCs w:val="24"/>
+        </w:rPr>
+        <w:t>e</w:t>
+      </w:r>
+      <w:r>
+        <w:rPr>
+          <w:rFonts w:ascii="Raleway" w:eastAsia="Raleway" w:hAnsi="Raleway" w:cs="Raleway"/>
+          <w:b/>
+          <w:bCs/>
+          <w:sz w:val="24"/>
+          <w:szCs w:val="24"/>
+        </w:rPr>
+        <w:t>nte</w:t>
+      </w:r>
+      <w:r>
+        <w:rPr>
+          <w:rFonts w:ascii="Raleway" w:eastAsia="Raleway" w:hAnsi="Raleway" w:cs="Raleway"/>
+          <w:b/>
+          <w:bCs/>
+          <w:sz w:val="24"/>
+          <w:szCs w:val="24"/>
+        </w:rPr>
+        <w:t>}}</w:t>
+      </w:r>
       <w:r>
         <w:rPr>
           <w:rFonts w:ascii="Raleway" w:eastAsia="Raleway" w:hAnsi="Raleway" w:cs="Raleway"/>
@@ -415,87 +633,7 @@
           <w:sz w:val="24"/>
           <w:szCs w:val="24"/>
         </w:rPr>
-        <w:t>Bairro</w:t>
-      </w:r>
-      <w:r>
-        <w:rPr>
-          <w:rFonts w:ascii="Raleway" w:eastAsia="Raleway" w:hAnsi="Raleway" w:cs="Raleway"/>
-          <w:b/>
-          <w:bCs/>
-          <w:sz w:val="24"/>
-          <w:szCs w:val="24"/>
-        </w:rPr>
-        <w:t>}}</w:t>
-      </w:r>
-      <w:r>
-        <w:rPr>
-          <w:rFonts w:ascii="Raleway" w:eastAsia="Raleway" w:hAnsi="Raleway" w:cs="Raleway"/>
-          <w:b/>
-          <w:bCs/>
-          <w:sz w:val="24"/>
-          <w:szCs w:val="24"/>
-        </w:rPr>
-        <w:t xml:space="preserve">, </w:t>
-      </w:r>
-      <w:r>
-        <w:rPr>
-          <w:rFonts w:ascii="Raleway" w:eastAsia="Raleway" w:hAnsi="Raleway" w:cs="Raleway"/>
-          <w:b/>
-          <w:bCs/>
-          <w:sz w:val="24"/>
-          <w:szCs w:val="24"/>
-        </w:rPr>
-        <w:t>{{</w:t>
-      </w:r>
-      <w:r>
-        <w:rPr>
-          <w:rFonts w:ascii="Raleway" w:eastAsia="Raleway" w:hAnsi="Raleway" w:cs="Raleway"/>
-          <w:b/>
-          <w:bCs/>
-          <w:sz w:val="24"/>
-          <w:szCs w:val="24"/>
-        </w:rPr>
-        <w:t>Cidade</w:t>
-      </w:r>
-      <w:r>
-        <w:rPr>
-          <w:rFonts w:ascii="Raleway" w:eastAsia="Raleway" w:hAnsi="Raleway" w:cs="Raleway"/>
-          <w:b/>
-          <w:bCs/>
-          <w:sz w:val="24"/>
-          <w:szCs w:val="24"/>
-        </w:rPr>
-        <w:t>}}</w:t>
-      </w:r>
-      <w:r>
-        <w:rPr>
-          <w:rFonts w:ascii="Raleway" w:eastAsia="Raleway" w:hAnsi="Raleway" w:cs="Raleway"/>
-          <w:b/>
-          <w:bCs/>
-          <w:sz w:val="24"/>
-          <w:szCs w:val="24"/>
-        </w:rPr>
-        <w:t>-</w:t>
-      </w:r>
-      <w:r>
-        <w:rPr>
-          <w:rFonts w:ascii="Raleway" w:eastAsia="Raleway" w:hAnsi="Raleway" w:cs="Raleway"/>
-          <w:b/>
-          <w:bCs/>
-          <w:sz w:val="24"/>
-          <w:szCs w:val="24"/>
-        </w:rPr>
-        <w:t>{{</w:t>
-      </w:r>
-      <w:r>
-        <w:rPr>
-          <w:rFonts w:ascii="Raleway" w:eastAsia="Raleway" w:hAnsi="Raleway" w:cs="Raleway"/>
-          <w:b/>
-          <w:bCs/>
-          <w:sz w:val="24"/>
-          <w:szCs w:val="24"/>
-        </w:rPr>
-        <w:t>UF</w:t>
+        <w:t>telcliente</w:t>
       </w:r>
       <w:r>
         <w:rPr>
@@ -517,157 +655,6 @@
           <w:szCs w:val="25"/>
         </w:rPr>
       </w:pPr>
-      <w:r>
-        <w:rPr>
-          <w:rFonts w:ascii="Raleway" w:eastAsia="Raleway" w:hAnsi="Raleway" w:cs="Raleway"/>
-          <w:b/>
-          <w:bCs/>
-          <w:sz w:val="24"/>
-          <w:szCs w:val="24"/>
-        </w:rPr>
-        <w:t>Contato responsável:</w:t>
-      </w:r>
-      <w:r>
-        <w:rPr>
-          <w:rFonts w:ascii="Raleway" w:eastAsia="Raleway" w:hAnsi="Raleway" w:cs="Raleway"/>
-          <w:b/>
-          <w:bCs/>
-          <w:sz w:val="24"/>
-          <w:szCs w:val="24"/>
-        </w:rPr>
-        <w:br/>
-      </w:r>
-      <w:r>
-        <w:rPr>
-          <w:rFonts w:ascii="Raleway" w:eastAsia="Raleway" w:hAnsi="Raleway" w:cs="Raleway"/>
-          <w:b/>
-          <w:bCs/>
-          <w:sz w:val="24"/>
-          <w:szCs w:val="24"/>
-        </w:rPr>
-        <w:t>{{</w:t>
-      </w:r>
-      <w:proofErr w:type="spellStart"/>
-      <w:r>
-        <w:rPr>
-          <w:rFonts w:ascii="Raleway" w:eastAsia="Raleway" w:hAnsi="Raleway" w:cs="Raleway"/>
-          <w:b/>
-          <w:bCs/>
-          <w:sz w:val="24"/>
-          <w:szCs w:val="24"/>
-        </w:rPr>
-        <w:t>nome</w:t>
-      </w:r>
-      <w:r>
-        <w:rPr>
-          <w:rFonts w:ascii="Raleway" w:eastAsia="Raleway" w:hAnsi="Raleway" w:cs="Raleway"/>
-          <w:b/>
-          <w:bCs/>
-          <w:sz w:val="24"/>
-          <w:szCs w:val="24"/>
-        </w:rPr>
-        <w:t>cli</w:t>
-      </w:r>
-      <w:r>
-        <w:rPr>
-          <w:rFonts w:ascii="Raleway" w:eastAsia="Raleway" w:hAnsi="Raleway" w:cs="Raleway"/>
-          <w:b/>
-          <w:bCs/>
-          <w:sz w:val="24"/>
-          <w:szCs w:val="24"/>
-        </w:rPr>
-        <w:t>e</w:t>
-      </w:r>
-      <w:r>
-        <w:rPr>
-          <w:rFonts w:ascii="Raleway" w:eastAsia="Raleway" w:hAnsi="Raleway" w:cs="Raleway"/>
-          <w:b/>
-          <w:bCs/>
-          <w:sz w:val="24"/>
-          <w:szCs w:val="24"/>
-        </w:rPr>
-        <w:t>nte</w:t>
-      </w:r>
-      <w:proofErr w:type="spellEnd"/>
-      <w:r>
-        <w:rPr>
-          <w:rFonts w:ascii="Raleway" w:eastAsia="Raleway" w:hAnsi="Raleway" w:cs="Raleway"/>
-          <w:b/>
-          <w:bCs/>
-          <w:sz w:val="24"/>
-          <w:szCs w:val="24"/>
-        </w:rPr>
-        <w:t>}}</w:t>
-      </w:r>
-      <w:r>
-        <w:rPr>
-          <w:rFonts w:ascii="Raleway" w:eastAsia="Raleway" w:hAnsi="Raleway" w:cs="Raleway"/>
-          <w:b/>
-          <w:bCs/>
-          <w:sz w:val="24"/>
-          <w:szCs w:val="24"/>
-        </w:rPr>
-        <w:br/>
-      </w:r>
-      <w:r>
-        <w:rPr>
-          <w:rFonts w:ascii="Raleway" w:eastAsia="Raleway" w:hAnsi="Raleway" w:cs="Raleway"/>
-          <w:b/>
-          <w:bCs/>
-          <w:sz w:val="24"/>
-          <w:szCs w:val="24"/>
-        </w:rPr>
-        <w:t>{{</w:t>
-      </w:r>
-      <w:proofErr w:type="spellStart"/>
-      <w:r>
-        <w:rPr>
-          <w:rFonts w:ascii="Raleway" w:eastAsia="Raleway" w:hAnsi="Raleway" w:cs="Raleway"/>
-          <w:b/>
-          <w:bCs/>
-          <w:sz w:val="24"/>
-          <w:szCs w:val="24"/>
-        </w:rPr>
-        <w:t>tel</w:t>
-      </w:r>
-      <w:r>
-        <w:rPr>
-          <w:rFonts w:ascii="Raleway" w:eastAsia="Raleway" w:hAnsi="Raleway" w:cs="Raleway"/>
-          <w:b/>
-          <w:bCs/>
-          <w:sz w:val="24"/>
-          <w:szCs w:val="24"/>
-        </w:rPr>
-        <w:t>cliente</w:t>
-      </w:r>
-      <w:proofErr w:type="spellEnd"/>
-      <w:r>
-        <w:rPr>
-          <w:rFonts w:ascii="Raleway" w:eastAsia="Raleway" w:hAnsi="Raleway" w:cs="Raleway"/>
-          <w:b/>
-          <w:bCs/>
-          <w:sz w:val="24"/>
-          <w:szCs w:val="24"/>
-        </w:rPr>
-        <w:t>}}</w:t>
-      </w:r>
-      <w:r>
-        <w:rPr>
-          <w:rFonts w:ascii="Raleway" w:eastAsia="Raleway" w:hAnsi="Raleway" w:cs="Raleway"/>
-          <w:sz w:val="24"/>
-          <w:szCs w:val="24"/>
-        </w:rPr>
-        <w:br/>
-      </w:r>
-      <w:r>
-        <w:rPr>
-          <w:rFonts w:ascii="Raleway" w:eastAsia="Raleway" w:hAnsi="Raleway" w:cs="Raleway"/>
-          <w:sz w:val="24"/>
-          <w:szCs w:val="24"/>
-        </w:rPr>
-        <w:br/>
-        <w:t xml:space="preserve"> </w:t>
-      </w:r>
       <w:r>
         <w:rPr>
           <w:rFonts w:ascii="Avenir" w:eastAsia="Avenir" w:hAnsi="Avenir" w:cs="Avenir"/>
@@ -894,7 +881,6 @@
               </w:rPr>
               <w:t>{{</w:t>
             </w:r>
-            <w:proofErr w:type="spellStart"/>
             <w:r>
               <w:rPr>
                 <w:rFonts w:ascii="Avenir" w:eastAsia="Avenir" w:hAnsi="Avenir" w:cs="Avenir"/>
@@ -907,7 +893,6 @@
               </w:rPr>
               <w:t>qtd</w:t>
             </w:r>
-            <w:proofErr w:type="spellEnd"/>
             <w:r>
               <w:rPr>
                 <w:rFonts w:ascii="Avenir" w:eastAsia="Avenir" w:hAnsi="Avenir" w:cs="Avenir"/>
@@ -1006,7 +991,6 @@
         </w:rPr>
         <w:t>{{</w:t>
       </w:r>
-      <w:proofErr w:type="spellStart"/>
       <w:r>
         <w:rPr>
           <w:rFonts w:ascii="Avenir" w:eastAsia="Avenir" w:hAnsi="Avenir" w:cs="Avenir"/>
@@ -1019,7 +1003,6 @@
         </w:rPr>
         <w:t>obs</w:t>
       </w:r>
-      <w:proofErr w:type="spellEnd"/>
       <w:r>
         <w:rPr>
           <w:rFonts w:ascii="Avenir" w:eastAsia="Avenir" w:hAnsi="Avenir" w:cs="Avenir"/>
@@ -1839,6 +1822,7 @@
   <w:style w:type="character" w:default="1" w:styleId="Fontepargpadro">
     <w:name w:val="Default Paragraph Font"/>
     <w:uiPriority w:val="1"/>
+    <w:semiHidden/>
     <w:unhideWhenUsed/>
   </w:style>
   <w:style w:type="table" w:default="1" w:styleId="Tabelanormal">
